--- a/data/ראב_ד מפושקייר.docx
+++ b/data/ראב_ד מפושקייר.docx
@@ -5,6 +5,7 @@
     <w:p>
       <w:pPr>
         <w:shd w:fill="ffffff" w:val="clear"/>
+        <w:bidi w:val="1"/>
         <w:rPr>
           <w:color w:val="1b1b1c"/>
           <w:sz w:val="33"/>
@@ -60,6 +61,7 @@
     <w:p>
       <w:pPr>
         <w:shd w:fill="edeffa" w:val="clear"/>
+        <w:bidi w:val="1"/>
         <w:rPr>
           <w:color w:val="1b1b1c"/>
           <w:sz w:val="21"/>
@@ -79,6 +81,7 @@
     <w:p>
       <w:pPr>
         <w:shd w:fill="edeffa" w:val="clear"/>
+        <w:bidi w:val="1"/>
         <w:spacing w:after="160" w:lineRule="auto"/>
         <w:rPr>
           <w:color w:val="303030"/>
@@ -2116,7 +2119,7 @@
           <w:color w:val="303030"/>
           <w:sz w:val="21"/>
           <w:szCs w:val="21"/>
-          <w:rtl w:val="0"/>
+          <w:rtl w:val="1"/>
         </w:rPr>
         <w:t xml:space="preserve">.</w:t>
       </w:r>
@@ -2124,6 +2127,7 @@
     <w:p>
       <w:pPr>
         <w:shd w:fill="ffffff" w:val="clear"/>
+        <w:bidi w:val="1"/>
         <w:rPr>
           <w:b w:val="1"/>
           <w:bCs w:val="1"/>
@@ -2323,6 +2327,7 @@
     <w:p>
       <w:pPr>
         <w:shd w:fill="ffffff" w:val="clear"/>
+        <w:bidi w:val="1"/>
         <w:rPr>
           <w:color w:val="1b1b1c"/>
           <w:sz w:val="21"/>
@@ -3909,7 +3914,7 @@
           <w:color w:val="1b1b1c"/>
           <w:sz w:val="21"/>
           <w:szCs w:val="21"/>
-          <w:rtl w:val="0"/>
+          <w:rtl w:val="1"/>
         </w:rPr>
         <w:t xml:space="preserve">.[3, 4, 5]</w:t>
       </w:r>
@@ -3917,6 +3922,7 @@
     <w:p>
       <w:pPr>
         <w:shd w:fill="ffffff" w:val="clear"/>
+        <w:bidi w:val="1"/>
         <w:rPr>
           <w:b w:val="1"/>
           <w:bCs w:val="1"/>
@@ -4072,6 +4078,7 @@
     <w:p>
       <w:pPr>
         <w:shd w:fill="ffffff" w:val="clear"/>
+        <w:bidi w:val="1"/>
         <w:rPr>
           <w:color w:val="1b1b1c"/>
           <w:sz w:val="21"/>
@@ -5856,7 +5863,7 @@
           <w:color w:val="1b1b1c"/>
           <w:sz w:val="21"/>
           <w:szCs w:val="21"/>
-          <w:rtl w:val="0"/>
+          <w:rtl w:val="1"/>
         </w:rPr>
         <w:t xml:space="preserve">.[2, 3]</w:t>
       </w:r>
@@ -5864,6 +5871,7 @@
     <w:p>
       <w:pPr>
         <w:shd w:fill="ffffff" w:val="clear"/>
+        <w:bidi w:val="1"/>
         <w:rPr>
           <w:color w:val="1b1b1c"/>
           <w:sz w:val="21"/>
@@ -7216,7 +7224,7 @@
           <w:color w:val="1b1b1c"/>
           <w:sz w:val="21"/>
           <w:szCs w:val="21"/>
-          <w:rtl w:val="0"/>
+          <w:rtl w:val="1"/>
         </w:rPr>
         <w:t xml:space="preserve">".[3]</w:t>
       </w:r>
@@ -7224,6 +7232,7 @@
     <w:p>
       <w:pPr>
         <w:shd w:fill="ffffff" w:val="clear"/>
+        <w:bidi w:val="1"/>
         <w:rPr>
           <w:color w:val="1b1b1c"/>
           <w:sz w:val="21"/>
@@ -8720,7 +8729,7 @@
           <w:color w:val="1b1b1c"/>
           <w:sz w:val="21"/>
           <w:szCs w:val="21"/>
-          <w:rtl w:val="0"/>
+          <w:rtl w:val="1"/>
         </w:rPr>
         <w:t xml:space="preserve">.[3]</w:t>
       </w:r>
@@ -8728,6 +8737,7 @@
     <w:p>
       <w:pPr>
         <w:shd w:fill="ffffff" w:val="clear"/>
+        <w:bidi w:val="1"/>
         <w:rPr>
           <w:color w:val="1b1b1c"/>
           <w:sz w:val="21"/>
@@ -9090,7 +9100,7 @@
           <w:color w:val="1b1b1c"/>
           <w:sz w:val="21"/>
           <w:szCs w:val="21"/>
-          <w:rtl w:val="0"/>
+          <w:rtl w:val="1"/>
         </w:rPr>
         <w:t xml:space="preserve">.[2, 5]</w:t>
       </w:r>
@@ -9098,6 +9108,7 @@
     <w:tbl>
       <w:tblPr>
         <w:tblStyle w:val="Table1"/>
+        <w:bidiVisual w:val="1"/>
         <w:tblW w:w="12650.0" w:type="dxa"/>
         <w:jc w:val="left"/>
         <w:tblBorders>
@@ -9149,6 +9160,7 @@
           </w:tcPr>
           <w:p>
             <w:pPr>
+              <w:bidi w:val="1"/>
               <w:jc w:val="center"/>
               <w:rPr>
                 <w:b w:val="1"/>
@@ -9189,6 +9201,7 @@
           </w:tcPr>
           <w:p>
             <w:pPr>
+              <w:bidi w:val="1"/>
               <w:jc w:val="center"/>
               <w:rPr>
                 <w:b w:val="1"/>
@@ -9295,6 +9308,7 @@
           </w:tcPr>
           <w:p>
             <w:pPr>
+              <w:bidi w:val="1"/>
               <w:jc w:val="center"/>
               <w:rPr>
                 <w:b w:val="1"/>
@@ -9401,6 +9415,7 @@
           </w:tcPr>
           <w:p>
             <w:pPr>
+              <w:bidi w:val="1"/>
               <w:jc w:val="center"/>
               <w:rPr>
                 <w:b w:val="1"/>
@@ -9448,6 +9463,7 @@
           </w:tcPr>
           <w:p>
             <w:pPr>
+              <w:bidi w:val="1"/>
               <w:rPr>
                 <w:b w:val="1"/>
                 <w:bCs w:val="1"/>
@@ -9628,7 +9644,7 @@
                 <w:color w:val="1b1b1c"/>
                 <w:sz w:val="21"/>
                 <w:szCs w:val="21"/>
-                <w:rtl w:val="0"/>
+                <w:rtl w:val="1"/>
               </w:rPr>
               <w:t xml:space="preserve">)</w:t>
             </w:r>
@@ -9652,6 +9668,7 @@
           </w:tcPr>
           <w:p>
             <w:pPr>
+              <w:bidi w:val="1"/>
               <w:rPr>
                 <w:color w:val="1b1b1c"/>
                 <w:sz w:val="21"/>
@@ -9777,6 +9794,7 @@
           </w:tcPr>
           <w:p>
             <w:pPr>
+              <w:bidi w:val="1"/>
               <w:rPr>
                 <w:color w:val="1b1b1c"/>
                 <w:sz w:val="21"/>
@@ -9887,7 +9905,7 @@
                 <w:color w:val="1b1b1c"/>
                 <w:sz w:val="21"/>
                 <w:szCs w:val="21"/>
-                <w:rtl w:val="0"/>
+                <w:rtl w:val="1"/>
               </w:rPr>
               <w:t xml:space="preserve">.</w:t>
             </w:r>
@@ -9911,6 +9929,7 @@
           </w:tcPr>
           <w:p>
             <w:pPr>
+              <w:bidi w:val="1"/>
               <w:rPr>
                 <w:color w:val="1b1b1c"/>
                 <w:sz w:val="21"/>
@@ -9953,6 +9972,7 @@
           </w:tcPr>
           <w:p>
             <w:pPr>
+              <w:bidi w:val="1"/>
               <w:rPr>
                 <w:b w:val="1"/>
                 <w:bCs w:val="1"/>
@@ -10080,6 +10100,7 @@
           </w:tcPr>
           <w:p>
             <w:pPr>
+              <w:bidi w:val="1"/>
               <w:rPr>
                 <w:color w:val="1b1b1c"/>
                 <w:sz w:val="21"/>
@@ -10205,6 +10226,7 @@
           </w:tcPr>
           <w:p>
             <w:pPr>
+              <w:bidi w:val="1"/>
               <w:rPr>
                 <w:color w:val="1b1b1c"/>
                 <w:sz w:val="21"/>
@@ -10369,7 +10391,7 @@
                 <w:color w:val="1b1b1c"/>
                 <w:sz w:val="21"/>
                 <w:szCs w:val="21"/>
-                <w:rtl w:val="0"/>
+                <w:rtl w:val="1"/>
               </w:rPr>
               <w:t xml:space="preserve">.</w:t>
             </w:r>
@@ -10393,6 +10415,7 @@
           </w:tcPr>
           <w:p>
             <w:pPr>
+              <w:bidi w:val="1"/>
               <w:rPr>
                 <w:color w:val="1b1b1c"/>
                 <w:sz w:val="21"/>
@@ -10435,6 +10458,7 @@
           </w:tcPr>
           <w:p>
             <w:pPr>
+              <w:bidi w:val="1"/>
               <w:rPr>
                 <w:b w:val="1"/>
                 <w:bCs w:val="1"/>
@@ -10540,6 +10564,7 @@
           </w:tcPr>
           <w:p>
             <w:pPr>
+              <w:bidi w:val="1"/>
               <w:rPr>
                 <w:color w:val="1b1b1c"/>
                 <w:sz w:val="21"/>
@@ -10629,6 +10654,7 @@
           </w:tcPr>
           <w:p>
             <w:pPr>
+              <w:bidi w:val="1"/>
               <w:rPr>
                 <w:color w:val="1b1b1c"/>
                 <w:sz w:val="21"/>
@@ -10757,7 +10783,7 @@
                 <w:color w:val="1b1b1c"/>
                 <w:sz w:val="21"/>
                 <w:szCs w:val="21"/>
-                <w:rtl w:val="0"/>
+                <w:rtl w:val="1"/>
               </w:rPr>
               <w:t xml:space="preserve">.</w:t>
             </w:r>
@@ -10781,6 +10807,7 @@
           </w:tcPr>
           <w:p>
             <w:pPr>
+              <w:bidi w:val="1"/>
               <w:rPr>
                 <w:color w:val="1b1b1c"/>
                 <w:sz w:val="21"/>
@@ -10823,6 +10850,7 @@
           </w:tcPr>
           <w:p>
             <w:pPr>
+              <w:bidi w:val="1"/>
               <w:rPr>
                 <w:b w:val="1"/>
                 <w:bCs w:val="1"/>
@@ -10928,6 +10956,7 @@
           </w:tcPr>
           <w:p>
             <w:pPr>
+              <w:bidi w:val="1"/>
               <w:rPr>
                 <w:color w:val="1b1b1c"/>
                 <w:sz w:val="21"/>
@@ -11035,6 +11064,7 @@
           </w:tcPr>
           <w:p>
             <w:pPr>
+              <w:bidi w:val="1"/>
               <w:rPr>
                 <w:color w:val="1b1b1c"/>
                 <w:sz w:val="21"/>
@@ -11181,7 +11211,7 @@
                 <w:color w:val="1b1b1c"/>
                 <w:sz w:val="21"/>
                 <w:szCs w:val="21"/>
-                <w:rtl w:val="0"/>
+                <w:rtl w:val="1"/>
               </w:rPr>
               <w:t xml:space="preserve">.</w:t>
             </w:r>
@@ -11205,6 +11235,7 @@
           </w:tcPr>
           <w:p>
             <w:pPr>
+              <w:bidi w:val="1"/>
               <w:rPr>
                 <w:color w:val="1b1b1c"/>
                 <w:sz w:val="21"/>
@@ -11247,6 +11278,7 @@
           </w:tcPr>
           <w:p>
             <w:pPr>
+              <w:bidi w:val="1"/>
               <w:rPr>
                 <w:b w:val="1"/>
                 <w:bCs w:val="1"/>
@@ -11308,6 +11340,7 @@
           </w:tcPr>
           <w:p>
             <w:pPr>
+              <w:bidi w:val="1"/>
               <w:rPr>
                 <w:color w:val="1b1b1c"/>
                 <w:sz w:val="21"/>
@@ -11415,6 +11448,7 @@
           </w:tcPr>
           <w:p>
             <w:pPr>
+              <w:bidi w:val="1"/>
               <w:rPr>
                 <w:color w:val="1b1b1c"/>
                 <w:sz w:val="21"/>
@@ -11543,7 +11577,7 @@
                 <w:color w:val="1b1b1c"/>
                 <w:sz w:val="21"/>
                 <w:szCs w:val="21"/>
-                <w:rtl w:val="0"/>
+                <w:rtl w:val="1"/>
               </w:rPr>
               <w:t xml:space="preserve">.</w:t>
             </w:r>
@@ -11567,6 +11601,7 @@
           </w:tcPr>
           <w:p>
             <w:pPr>
+              <w:bidi w:val="1"/>
               <w:rPr>
                 <w:color w:val="1b1b1c"/>
                 <w:sz w:val="21"/>
@@ -11609,6 +11644,7 @@
           </w:tcPr>
           <w:p>
             <w:pPr>
+              <w:bidi w:val="1"/>
               <w:rPr>
                 <w:b w:val="1"/>
                 <w:bCs w:val="1"/>
@@ -11692,6 +11728,7 @@
           </w:tcPr>
           <w:p>
             <w:pPr>
+              <w:bidi w:val="1"/>
               <w:rPr>
                 <w:color w:val="1b1b1c"/>
                 <w:sz w:val="21"/>
@@ -11781,6 +11818,7 @@
           </w:tcPr>
           <w:p>
             <w:pPr>
+              <w:bidi w:val="1"/>
               <w:rPr>
                 <w:color w:val="1b1b1c"/>
                 <w:sz w:val="21"/>
@@ -12071,7 +12109,7 @@
                 <w:color w:val="1b1b1c"/>
                 <w:sz w:val="21"/>
                 <w:szCs w:val="21"/>
-                <w:rtl w:val="0"/>
+                <w:rtl w:val="1"/>
               </w:rPr>
               <w:t xml:space="preserve">).</w:t>
             </w:r>
@@ -12095,6 +12133,7 @@
           </w:tcPr>
           <w:p>
             <w:pPr>
+              <w:bidi w:val="1"/>
               <w:rPr>
                 <w:color w:val="1b1b1c"/>
                 <w:sz w:val="21"/>
@@ -12137,6 +12176,7 @@
           </w:tcPr>
           <w:p>
             <w:pPr>
+              <w:bidi w:val="1"/>
               <w:rPr>
                 <w:b w:val="1"/>
                 <w:bCs w:val="1"/>
@@ -12264,6 +12304,7 @@
           </w:tcPr>
           <w:p>
             <w:pPr>
+              <w:bidi w:val="1"/>
               <w:rPr>
                 <w:color w:val="1b1b1c"/>
                 <w:sz w:val="21"/>
@@ -12353,6 +12394,7 @@
           </w:tcPr>
           <w:p>
             <w:pPr>
+              <w:bidi w:val="1"/>
               <w:rPr>
                 <w:color w:val="1b1b1c"/>
                 <w:sz w:val="21"/>
@@ -12481,7 +12523,7 @@
                 <w:color w:val="1b1b1c"/>
                 <w:sz w:val="21"/>
                 <w:szCs w:val="21"/>
-                <w:rtl w:val="0"/>
+                <w:rtl w:val="1"/>
               </w:rPr>
               <w:t xml:space="preserve">.</w:t>
             </w:r>
@@ -12505,6 +12547,7 @@
           </w:tcPr>
           <w:p>
             <w:pPr>
+              <w:bidi w:val="1"/>
               <w:rPr>
                 <w:color w:val="1b1b1c"/>
                 <w:sz w:val="21"/>
@@ -12547,6 +12590,7 @@
           </w:tcPr>
           <w:p>
             <w:pPr>
+              <w:bidi w:val="1"/>
               <w:rPr>
                 <w:b w:val="1"/>
                 <w:bCs w:val="1"/>
@@ -12652,6 +12696,7 @@
           </w:tcPr>
           <w:p>
             <w:pPr>
+              <w:bidi w:val="1"/>
               <w:rPr>
                 <w:color w:val="1b1b1c"/>
                 <w:sz w:val="21"/>
@@ -12741,6 +12786,7 @@
           </w:tcPr>
           <w:p>
             <w:pPr>
+              <w:bidi w:val="1"/>
               <w:rPr>
                 <w:color w:val="1b1b1c"/>
                 <w:sz w:val="21"/>
@@ -12959,7 +13005,7 @@
                 <w:color w:val="1b1b1c"/>
                 <w:sz w:val="21"/>
                 <w:szCs w:val="21"/>
-                <w:rtl w:val="0"/>
+                <w:rtl w:val="1"/>
               </w:rPr>
               <w:t xml:space="preserve">.</w:t>
             </w:r>
@@ -12983,6 +13029,7 @@
           </w:tcPr>
           <w:p>
             <w:pPr>
+              <w:bidi w:val="1"/>
               <w:rPr>
                 <w:color w:val="1b1b1c"/>
                 <w:sz w:val="21"/>
@@ -13025,6 +13072,7 @@
           </w:tcPr>
           <w:p>
             <w:pPr>
+              <w:bidi w:val="1"/>
               <w:rPr>
                 <w:b w:val="1"/>
                 <w:bCs w:val="1"/>
@@ -13130,6 +13178,7 @@
           </w:tcPr>
           <w:p>
             <w:pPr>
+              <w:bidi w:val="1"/>
               <w:rPr>
                 <w:color w:val="1b1b1c"/>
                 <w:sz w:val="21"/>
@@ -13219,6 +13268,7 @@
           </w:tcPr>
           <w:p>
             <w:pPr>
+              <w:bidi w:val="1"/>
               <w:rPr>
                 <w:color w:val="1b1b1c"/>
                 <w:sz w:val="21"/>
@@ -13401,7 +13451,7 @@
                 <w:color w:val="1b1b1c"/>
                 <w:sz w:val="21"/>
                 <w:szCs w:val="21"/>
-                <w:rtl w:val="0"/>
+                <w:rtl w:val="1"/>
               </w:rPr>
               <w:t xml:space="preserve">.</w:t>
             </w:r>
@@ -13425,6 +13475,7 @@
           </w:tcPr>
           <w:p>
             <w:pPr>
+              <w:bidi w:val="1"/>
               <w:rPr>
                 <w:color w:val="1b1b1c"/>
                 <w:sz w:val="21"/>
@@ -13447,6 +13498,7 @@
     <w:p>
       <w:pPr>
         <w:shd w:fill="ffffff" w:val="clear"/>
+        <w:bidi w:val="1"/>
         <w:rPr>
           <w:b w:val="1"/>
           <w:bCs w:val="1"/>
@@ -13624,6 +13676,7 @@
     <w:p>
       <w:pPr>
         <w:shd w:fill="ffffff" w:val="clear"/>
+        <w:bidi w:val="1"/>
         <w:rPr>
           <w:color w:val="1b1b1c"/>
           <w:sz w:val="21"/>
@@ -14004,7 +14057,7 @@
           <w:color w:val="1b1b1c"/>
           <w:sz w:val="21"/>
           <w:szCs w:val="21"/>
-          <w:rtl w:val="0"/>
+          <w:rtl w:val="1"/>
         </w:rPr>
         <w:t xml:space="preserve">.</w:t>
       </w:r>
@@ -14012,6 +14065,7 @@
     <w:p>
       <w:pPr>
         <w:shd w:fill="ffffff" w:val="clear"/>
+        <w:bidi w:val="1"/>
         <w:rPr>
           <w:b w:val="1"/>
           <w:bCs w:val="1"/>
@@ -14123,6 +14177,7 @@
     <w:p>
       <w:pPr>
         <w:shd w:fill="ffffff" w:val="clear"/>
+        <w:bidi w:val="1"/>
         <w:rPr>
           <w:color w:val="1b1b1c"/>
           <w:sz w:val="21"/>
@@ -15709,7 +15764,7 @@
           <w:color w:val="1b1b1c"/>
           <w:sz w:val="21"/>
           <w:szCs w:val="21"/>
-          <w:rtl w:val="0"/>
+          <w:rtl w:val="1"/>
         </w:rPr>
         <w:t xml:space="preserve">.[7]</w:t>
       </w:r>
@@ -15717,6 +15772,7 @@
     <w:p>
       <w:pPr>
         <w:shd w:fill="ffffff" w:val="clear"/>
+        <w:bidi w:val="1"/>
         <w:rPr>
           <w:color w:val="1b1b1c"/>
           <w:sz w:val="21"/>
@@ -16241,7 +16297,7 @@
           <w:color w:val="1b1b1c"/>
           <w:sz w:val="21"/>
           <w:szCs w:val="21"/>
-          <w:rtl w:val="0"/>
+          <w:rtl w:val="1"/>
         </w:rPr>
         <w:t xml:space="preserve">.[3]</w:t>
       </w:r>
@@ -16249,6 +16305,7 @@
     <w:p>
       <w:pPr>
         <w:shd w:fill="ffffff" w:val="clear"/>
+        <w:bidi w:val="1"/>
         <w:rPr>
           <w:b w:val="1"/>
           <w:bCs w:val="1"/>
@@ -16338,6 +16395,7 @@
     <w:p>
       <w:pPr>
         <w:shd w:fill="ffffff" w:val="clear"/>
+        <w:bidi w:val="1"/>
         <w:rPr>
           <w:color w:val="1b1b1c"/>
           <w:sz w:val="21"/>
@@ -17258,7 +17316,7 @@
           <w:color w:val="1b1b1c"/>
           <w:sz w:val="21"/>
           <w:szCs w:val="21"/>
-          <w:rtl w:val="0"/>
+          <w:rtl w:val="1"/>
         </w:rPr>
         <w:t xml:space="preserve">.[2]</w:t>
       </w:r>
@@ -17266,6 +17324,7 @@
     <w:p>
       <w:pPr>
         <w:shd w:fill="ffffff" w:val="clear"/>
+        <w:bidi w:val="1"/>
         <w:rPr>
           <w:color w:val="1b1b1c"/>
           <w:sz w:val="21"/>
@@ -18042,7 +18101,7 @@
           <w:color w:val="1b1b1c"/>
           <w:sz w:val="21"/>
           <w:szCs w:val="21"/>
-          <w:rtl w:val="0"/>
+          <w:rtl w:val="1"/>
         </w:rPr>
         <w:t xml:space="preserve">.[11]</w:t>
       </w:r>
@@ -18050,6 +18109,7 @@
     <w:p>
       <w:pPr>
         <w:shd w:fill="ffffff" w:val="clear"/>
+        <w:bidi w:val="1"/>
         <w:rPr>
           <w:b w:val="1"/>
           <w:bCs w:val="1"/>
@@ -18095,6 +18155,7 @@
     <w:p>
       <w:pPr>
         <w:shd w:fill="ffffff" w:val="clear"/>
+        <w:bidi w:val="1"/>
         <w:rPr>
           <w:color w:val="1b1b1c"/>
           <w:sz w:val="21"/>
@@ -19447,7 +19508,7 @@
           <w:color w:val="1b1b1c"/>
           <w:sz w:val="21"/>
           <w:szCs w:val="21"/>
-          <w:rtl w:val="0"/>
+          <w:rtl w:val="1"/>
         </w:rPr>
         <w:t xml:space="preserve">.[3, 12]</w:t>
       </w:r>
@@ -19455,6 +19516,7 @@
     <w:tbl>
       <w:tblPr>
         <w:tblStyle w:val="Table2"/>
+        <w:bidiVisual w:val="1"/>
         <w:tblW w:w="12835.0" w:type="dxa"/>
         <w:jc w:val="left"/>
         <w:tblBorders>
@@ -19508,6 +19570,7 @@
           </w:tcPr>
           <w:p>
             <w:pPr>
+              <w:bidi w:val="1"/>
               <w:jc w:val="center"/>
               <w:rPr>
                 <w:b w:val="1"/>
@@ -19570,6 +19633,7 @@
           </w:tcPr>
           <w:p>
             <w:pPr>
+              <w:bidi w:val="1"/>
               <w:jc w:val="center"/>
               <w:rPr>
                 <w:b w:val="1"/>
@@ -19632,6 +19696,7 @@
           </w:tcPr>
           <w:p>
             <w:pPr>
+              <w:bidi w:val="1"/>
               <w:jc w:val="center"/>
               <w:rPr>
                 <w:b w:val="1"/>
@@ -19716,6 +19781,7 @@
           </w:tcPr>
           <w:p>
             <w:pPr>
+              <w:bidi w:val="1"/>
               <w:jc w:val="center"/>
               <w:rPr>
                 <w:b w:val="1"/>
@@ -19800,6 +19866,7 @@
           </w:tcPr>
           <w:p>
             <w:pPr>
+              <w:bidi w:val="1"/>
               <w:jc w:val="center"/>
               <w:rPr>
                 <w:b w:val="1"/>
@@ -19847,6 +19914,7 @@
           </w:tcPr>
           <w:p>
             <w:pPr>
+              <w:bidi w:val="1"/>
               <w:rPr>
                 <w:b w:val="1"/>
                 <w:bCs w:val="1"/>
@@ -19908,6 +19976,7 @@
           </w:tcPr>
           <w:p>
             <w:pPr>
+              <w:bidi w:val="1"/>
               <w:rPr>
                 <w:color w:val="1b1b1c"/>
                 <w:sz w:val="21"/>
@@ -19979,6 +20048,7 @@
           </w:tcPr>
           <w:p>
             <w:pPr>
+              <w:bidi w:val="1"/>
               <w:rPr>
                 <w:color w:val="1b1b1c"/>
                 <w:sz w:val="21"/>
@@ -20161,7 +20231,7 @@
                 <w:color w:val="1b1b1c"/>
                 <w:sz w:val="21"/>
                 <w:szCs w:val="21"/>
-                <w:rtl w:val="0"/>
+                <w:rtl w:val="1"/>
               </w:rPr>
               <w:t xml:space="preserve">.</w:t>
             </w:r>
@@ -20185,6 +20255,7 @@
           </w:tcPr>
           <w:p>
             <w:pPr>
+              <w:bidi w:val="1"/>
               <w:rPr>
                 <w:color w:val="1b1b1c"/>
                 <w:sz w:val="21"/>
@@ -20403,7 +20474,7 @@
                 <w:color w:val="1b1b1c"/>
                 <w:sz w:val="21"/>
                 <w:szCs w:val="21"/>
-                <w:rtl w:val="0"/>
+                <w:rtl w:val="1"/>
               </w:rPr>
               <w:t xml:space="preserve">.</w:t>
             </w:r>
@@ -20427,6 +20498,7 @@
           </w:tcPr>
           <w:p>
             <w:pPr>
+              <w:bidi w:val="1"/>
               <w:rPr>
                 <w:color w:val="1b1b1c"/>
                 <w:sz w:val="21"/>
@@ -20469,6 +20541,7 @@
           </w:tcPr>
           <w:p>
             <w:pPr>
+              <w:bidi w:val="1"/>
               <w:rPr>
                 <w:b w:val="1"/>
                 <w:bCs w:val="1"/>
@@ -20574,6 +20647,7 @@
           </w:tcPr>
           <w:p>
             <w:pPr>
+              <w:bidi w:val="1"/>
               <w:rPr>
                 <w:color w:val="1b1b1c"/>
                 <w:sz w:val="21"/>
@@ -20645,6 +20719,7 @@
           </w:tcPr>
           <w:p>
             <w:pPr>
+              <w:bidi w:val="1"/>
               <w:rPr>
                 <w:color w:val="1b1b1c"/>
                 <w:sz w:val="21"/>
@@ -20809,7 +20884,7 @@
                 <w:color w:val="1b1b1c"/>
                 <w:sz w:val="21"/>
                 <w:szCs w:val="21"/>
-                <w:rtl w:val="0"/>
+                <w:rtl w:val="1"/>
               </w:rPr>
               <w:t xml:space="preserve">.</w:t>
             </w:r>
@@ -20833,6 +20908,7 @@
           </w:tcPr>
           <w:p>
             <w:pPr>
+              <w:bidi w:val="1"/>
               <w:rPr>
                 <w:color w:val="1b1b1c"/>
                 <w:sz w:val="21"/>
@@ -20979,7 +21055,7 @@
                 <w:color w:val="1b1b1c"/>
                 <w:sz w:val="21"/>
                 <w:szCs w:val="21"/>
-                <w:rtl w:val="0"/>
+                <w:rtl w:val="1"/>
               </w:rPr>
               <w:t xml:space="preserve">.</w:t>
             </w:r>
@@ -21003,6 +21079,7 @@
           </w:tcPr>
           <w:p>
             <w:pPr>
+              <w:bidi w:val="1"/>
               <w:rPr>
                 <w:color w:val="1b1b1c"/>
                 <w:sz w:val="21"/>
@@ -21045,6 +21122,7 @@
           </w:tcPr>
           <w:p>
             <w:pPr>
+              <w:bidi w:val="1"/>
               <w:rPr>
                 <w:b w:val="1"/>
                 <w:bCs w:val="1"/>
@@ -21150,6 +21228,7 @@
           </w:tcPr>
           <w:p>
             <w:pPr>
+              <w:bidi w:val="1"/>
               <w:rPr>
                 <w:color w:val="1b1b1c"/>
                 <w:sz w:val="21"/>
@@ -21221,6 +21300,7 @@
           </w:tcPr>
           <w:p>
             <w:pPr>
+              <w:bidi w:val="1"/>
               <w:rPr>
                 <w:color w:val="1b1b1c"/>
                 <w:sz w:val="21"/>
@@ -21367,7 +21447,7 @@
                 <w:color w:val="1b1b1c"/>
                 <w:sz w:val="21"/>
                 <w:szCs w:val="21"/>
-                <w:rtl w:val="0"/>
+                <w:rtl w:val="1"/>
               </w:rPr>
               <w:t xml:space="preserve">.</w:t>
             </w:r>
@@ -21391,6 +21471,7 @@
           </w:tcPr>
           <w:p>
             <w:pPr>
+              <w:bidi w:val="1"/>
               <w:rPr>
                 <w:color w:val="1b1b1c"/>
                 <w:sz w:val="21"/>
@@ -21591,7 +21672,7 @@
                 <w:color w:val="1b1b1c"/>
                 <w:sz w:val="21"/>
                 <w:szCs w:val="21"/>
-                <w:rtl w:val="0"/>
+                <w:rtl w:val="1"/>
               </w:rPr>
               <w:t xml:space="preserve">".</w:t>
             </w:r>
@@ -21615,6 +21696,7 @@
           </w:tcPr>
           <w:p>
             <w:pPr>
+              <w:bidi w:val="1"/>
               <w:rPr>
                 <w:color w:val="1b1b1c"/>
                 <w:sz w:val="21"/>
@@ -21657,6 +21739,7 @@
           </w:tcPr>
           <w:p>
             <w:pPr>
+              <w:bidi w:val="1"/>
               <w:rPr>
                 <w:b w:val="1"/>
                 <w:bCs w:val="1"/>
@@ -21718,6 +21801,7 @@
           </w:tcPr>
           <w:p>
             <w:pPr>
+              <w:bidi w:val="1"/>
               <w:rPr>
                 <w:color w:val="1b1b1c"/>
                 <w:sz w:val="21"/>
@@ -21789,6 +21873,7 @@
           </w:tcPr>
           <w:p>
             <w:pPr>
+              <w:bidi w:val="1"/>
               <w:rPr>
                 <w:color w:val="1b1b1c"/>
                 <w:sz w:val="21"/>
@@ -21971,7 +22056,7 @@
                 <w:color w:val="1b1b1c"/>
                 <w:sz w:val="21"/>
                 <w:szCs w:val="21"/>
-                <w:rtl w:val="0"/>
+                <w:rtl w:val="1"/>
               </w:rPr>
               <w:t xml:space="preserve">.</w:t>
             </w:r>
@@ -21995,6 +22080,7 @@
           </w:tcPr>
           <w:p>
             <w:pPr>
+              <w:bidi w:val="1"/>
               <w:rPr>
                 <w:color w:val="1b1b1c"/>
                 <w:sz w:val="21"/>
@@ -22033,7 +22119,7 @@
                 <w:color w:val="1b1b1c"/>
                 <w:sz w:val="21"/>
                 <w:szCs w:val="21"/>
-                <w:rtl w:val="0"/>
+                <w:rtl w:val="1"/>
               </w:rPr>
               <w:t xml:space="preserve">.</w:t>
             </w:r>
@@ -22057,6 +22143,7 @@
           </w:tcPr>
           <w:p>
             <w:pPr>
+              <w:bidi w:val="1"/>
               <w:rPr>
                 <w:color w:val="1b1b1c"/>
                 <w:sz w:val="21"/>
@@ -22099,6 +22186,7 @@
           </w:tcPr>
           <w:p>
             <w:pPr>
+              <w:bidi w:val="1"/>
               <w:rPr>
                 <w:b w:val="1"/>
                 <w:bCs w:val="1"/>
@@ -22248,6 +22336,7 @@
           </w:tcPr>
           <w:p>
             <w:pPr>
+              <w:bidi w:val="1"/>
               <w:rPr>
                 <w:color w:val="1b1b1c"/>
                 <w:sz w:val="21"/>
@@ -22301,6 +22390,7 @@
           </w:tcPr>
           <w:p>
             <w:pPr>
+              <w:bidi w:val="1"/>
               <w:rPr>
                 <w:color w:val="1b1b1c"/>
                 <w:sz w:val="21"/>
@@ -22393,7 +22483,7 @@
                 <w:color w:val="1b1b1c"/>
                 <w:sz w:val="21"/>
                 <w:szCs w:val="21"/>
-                <w:rtl w:val="0"/>
+                <w:rtl w:val="1"/>
               </w:rPr>
               <w:t xml:space="preserve">.</w:t>
             </w:r>
@@ -22417,6 +22507,7 @@
           </w:tcPr>
           <w:p>
             <w:pPr>
+              <w:bidi w:val="1"/>
               <w:rPr>
                 <w:color w:val="1b1b1c"/>
                 <w:sz w:val="21"/>
@@ -22491,7 +22582,7 @@
                 <w:color w:val="1b1b1c"/>
                 <w:sz w:val="21"/>
                 <w:szCs w:val="21"/>
-                <w:rtl w:val="0"/>
+                <w:rtl w:val="1"/>
               </w:rPr>
               <w:t xml:space="preserve">.</w:t>
             </w:r>
@@ -22515,6 +22606,7 @@
           </w:tcPr>
           <w:p>
             <w:pPr>
+              <w:bidi w:val="1"/>
               <w:rPr>
                 <w:color w:val="1b1b1c"/>
                 <w:sz w:val="21"/>
@@ -22557,6 +22649,7 @@
           </w:tcPr>
           <w:p>
             <w:pPr>
+              <w:bidi w:val="1"/>
               <w:rPr>
                 <w:b w:val="1"/>
                 <w:bCs w:val="1"/>
@@ -22649,7 +22742,7 @@
                 <w:color w:val="1b1b1c"/>
                 <w:sz w:val="21"/>
                 <w:szCs w:val="21"/>
-                <w:rtl w:val="0"/>
+                <w:rtl w:val="1"/>
               </w:rPr>
               <w:t xml:space="preserve">)</w:t>
             </w:r>
@@ -22673,6 +22766,7 @@
           </w:tcPr>
           <w:p>
             <w:pPr>
+              <w:bidi w:val="1"/>
               <w:rPr>
                 <w:color w:val="1b1b1c"/>
                 <w:sz w:val="21"/>
@@ -22744,6 +22838,7 @@
           </w:tcPr>
           <w:p>
             <w:pPr>
+              <w:bidi w:val="1"/>
               <w:rPr>
                 <w:color w:val="1b1b1c"/>
                 <w:sz w:val="21"/>
@@ -22908,7 +23003,7 @@
                 <w:color w:val="1b1b1c"/>
                 <w:sz w:val="21"/>
                 <w:szCs w:val="21"/>
-                <w:rtl w:val="0"/>
+                <w:rtl w:val="1"/>
               </w:rPr>
               <w:t xml:space="preserve">.</w:t>
             </w:r>
@@ -22932,6 +23027,7 @@
           </w:tcPr>
           <w:p>
             <w:pPr>
+              <w:bidi w:val="1"/>
               <w:rPr>
                 <w:color w:val="1b1b1c"/>
                 <w:sz w:val="21"/>
@@ -23042,7 +23138,7 @@
                 <w:color w:val="1b1b1c"/>
                 <w:sz w:val="21"/>
                 <w:szCs w:val="21"/>
-                <w:rtl w:val="0"/>
+                <w:rtl w:val="1"/>
               </w:rPr>
               <w:t xml:space="preserve">.</w:t>
             </w:r>
@@ -23066,6 +23162,7 @@
           </w:tcPr>
           <w:p>
             <w:pPr>
+              <w:bidi w:val="1"/>
               <w:rPr>
                 <w:color w:val="1b1b1c"/>
                 <w:sz w:val="21"/>
@@ -23108,6 +23205,7 @@
           </w:tcPr>
           <w:p>
             <w:pPr>
+              <w:bidi w:val="1"/>
               <w:rPr>
                 <w:b w:val="1"/>
                 <w:bCs w:val="1"/>
@@ -23169,6 +23267,7 @@
           </w:tcPr>
           <w:p>
             <w:pPr>
+              <w:bidi w:val="1"/>
               <w:rPr>
                 <w:color w:val="1b1b1c"/>
                 <w:sz w:val="21"/>
@@ -23222,6 +23321,7 @@
           </w:tcPr>
           <w:p>
             <w:pPr>
+              <w:bidi w:val="1"/>
               <w:rPr>
                 <w:color w:val="1b1b1c"/>
                 <w:sz w:val="21"/>
@@ -23296,7 +23396,7 @@
                 <w:color w:val="1b1b1c"/>
                 <w:sz w:val="21"/>
                 <w:szCs w:val="21"/>
-                <w:rtl w:val="0"/>
+                <w:rtl w:val="1"/>
               </w:rPr>
               <w:t xml:space="preserve">.</w:t>
             </w:r>
@@ -23320,6 +23420,7 @@
           </w:tcPr>
           <w:p>
             <w:pPr>
+              <w:bidi w:val="1"/>
               <w:rPr>
                 <w:color w:val="1b1b1c"/>
                 <w:sz w:val="21"/>
@@ -23448,7 +23549,7 @@
                 <w:color w:val="1b1b1c"/>
                 <w:sz w:val="21"/>
                 <w:szCs w:val="21"/>
-                <w:rtl w:val="0"/>
+                <w:rtl w:val="1"/>
               </w:rPr>
               <w:t xml:space="preserve">.</w:t>
             </w:r>
@@ -23472,6 +23573,7 @@
           </w:tcPr>
           <w:p>
             <w:pPr>
+              <w:bidi w:val="1"/>
               <w:rPr>
                 <w:color w:val="1b1b1c"/>
                 <w:sz w:val="21"/>
@@ -23514,6 +23616,7 @@
           </w:tcPr>
           <w:p>
             <w:pPr>
+              <w:bidi w:val="1"/>
               <w:rPr>
                 <w:b w:val="1"/>
                 <w:bCs w:val="1"/>
@@ -23575,6 +23678,7 @@
           </w:tcPr>
           <w:p>
             <w:pPr>
+              <w:bidi w:val="1"/>
               <w:rPr>
                 <w:color w:val="1b1b1c"/>
                 <w:sz w:val="21"/>
@@ -23628,6 +23732,7 @@
           </w:tcPr>
           <w:p>
             <w:pPr>
+              <w:bidi w:val="1"/>
               <w:rPr>
                 <w:color w:val="1b1b1c"/>
                 <w:sz w:val="21"/>
@@ -23738,7 +23843,7 @@
                 <w:color w:val="1b1b1c"/>
                 <w:sz w:val="21"/>
                 <w:szCs w:val="21"/>
-                <w:rtl w:val="0"/>
+                <w:rtl w:val="1"/>
               </w:rPr>
               <w:t xml:space="preserve">.</w:t>
             </w:r>
@@ -23762,6 +23867,7 @@
           </w:tcPr>
           <w:p>
             <w:pPr>
+              <w:bidi w:val="1"/>
               <w:rPr>
                 <w:color w:val="1b1b1c"/>
                 <w:sz w:val="21"/>
@@ -23908,7 +24014,7 @@
                 <w:color w:val="1b1b1c"/>
                 <w:sz w:val="21"/>
                 <w:szCs w:val="21"/>
-                <w:rtl w:val="0"/>
+                <w:rtl w:val="1"/>
               </w:rPr>
               <w:t xml:space="preserve">.</w:t>
             </w:r>
@@ -23932,6 +24038,7 @@
           </w:tcPr>
           <w:p>
             <w:pPr>
+              <w:bidi w:val="1"/>
               <w:rPr>
                 <w:color w:val="1b1b1c"/>
                 <w:sz w:val="21"/>
@@ -23974,6 +24081,7 @@
           </w:tcPr>
           <w:p>
             <w:pPr>
+              <w:bidi w:val="1"/>
               <w:rPr>
                 <w:b w:val="1"/>
                 <w:bCs w:val="1"/>
@@ -24035,6 +24143,7 @@
           </w:tcPr>
           <w:p>
             <w:pPr>
+              <w:bidi w:val="1"/>
               <w:rPr>
                 <w:color w:val="1b1b1c"/>
                 <w:sz w:val="21"/>
@@ -24124,6 +24233,7 @@
           </w:tcPr>
           <w:p>
             <w:pPr>
+              <w:bidi w:val="1"/>
               <w:rPr>
                 <w:color w:val="1b1b1c"/>
                 <w:sz w:val="21"/>
@@ -24288,7 +24398,7 @@
                 <w:color w:val="1b1b1c"/>
                 <w:sz w:val="21"/>
                 <w:szCs w:val="21"/>
-                <w:rtl w:val="0"/>
+                <w:rtl w:val="1"/>
               </w:rPr>
               <w:t xml:space="preserve">.</w:t>
             </w:r>
@@ -24312,6 +24422,7 @@
           </w:tcPr>
           <w:p>
             <w:pPr>
+              <w:bidi w:val="1"/>
               <w:rPr>
                 <w:color w:val="1b1b1c"/>
                 <w:sz w:val="21"/>
@@ -24350,7 +24461,7 @@
                 <w:color w:val="1b1b1c"/>
                 <w:sz w:val="21"/>
                 <w:szCs w:val="21"/>
-                <w:rtl w:val="0"/>
+                <w:rtl w:val="1"/>
               </w:rPr>
               <w:t xml:space="preserve">.</w:t>
             </w:r>
@@ -24374,6 +24485,7 @@
           </w:tcPr>
           <w:p>
             <w:pPr>
+              <w:bidi w:val="1"/>
               <w:rPr>
                 <w:color w:val="1b1b1c"/>
                 <w:sz w:val="21"/>
@@ -24416,6 +24528,7 @@
           </w:tcPr>
           <w:p>
             <w:pPr>
+              <w:bidi w:val="1"/>
               <w:rPr>
                 <w:b w:val="1"/>
                 <w:bCs w:val="1"/>
@@ -24477,6 +24590,7 @@
           </w:tcPr>
           <w:p>
             <w:pPr>
+              <w:bidi w:val="1"/>
               <w:rPr>
                 <w:color w:val="1b1b1c"/>
                 <w:sz w:val="21"/>
@@ -24530,6 +24644,7 @@
           </w:tcPr>
           <w:p>
             <w:pPr>
+              <w:bidi w:val="1"/>
               <w:rPr>
                 <w:color w:val="1b1b1c"/>
                 <w:sz w:val="21"/>
@@ -24676,7 +24791,7 @@
                 <w:color w:val="1b1b1c"/>
                 <w:sz w:val="21"/>
                 <w:szCs w:val="21"/>
-                <w:rtl w:val="0"/>
+                <w:rtl w:val="1"/>
               </w:rPr>
               <w:t xml:space="preserve">).</w:t>
             </w:r>
@@ -24700,6 +24815,7 @@
           </w:tcPr>
           <w:p>
             <w:pPr>
+              <w:bidi w:val="1"/>
               <w:rPr>
                 <w:color w:val="1b1b1c"/>
                 <w:sz w:val="21"/>
@@ -24864,7 +24980,7 @@
                 <w:color w:val="1b1b1c"/>
                 <w:sz w:val="21"/>
                 <w:szCs w:val="21"/>
-                <w:rtl w:val="0"/>
+                <w:rtl w:val="1"/>
               </w:rPr>
               <w:t xml:space="preserve">).</w:t>
             </w:r>
@@ -24888,6 +25004,7 @@
           </w:tcPr>
           <w:p>
             <w:pPr>
+              <w:bidi w:val="1"/>
               <w:rPr>
                 <w:color w:val="1b1b1c"/>
                 <w:sz w:val="21"/>
@@ -24930,6 +25047,7 @@
           </w:tcPr>
           <w:p>
             <w:pPr>
+              <w:bidi w:val="1"/>
               <w:rPr>
                 <w:b w:val="1"/>
                 <w:bCs w:val="1"/>
@@ -24969,6 +25087,7 @@
           </w:tcPr>
           <w:p>
             <w:pPr>
+              <w:bidi w:val="1"/>
               <w:rPr>
                 <w:color w:val="1b1b1c"/>
                 <w:sz w:val="21"/>
@@ -25040,6 +25159,7 @@
           </w:tcPr>
           <w:p>
             <w:pPr>
+              <w:bidi w:val="1"/>
               <w:rPr>
                 <w:color w:val="1b1b1c"/>
                 <w:sz w:val="21"/>
@@ -25186,7 +25306,7 @@
                 <w:color w:val="1b1b1c"/>
                 <w:sz w:val="21"/>
                 <w:szCs w:val="21"/>
-                <w:rtl w:val="0"/>
+                <w:rtl w:val="1"/>
               </w:rPr>
               <w:t xml:space="preserve">.</w:t>
             </w:r>
@@ -25210,6 +25330,7 @@
           </w:tcPr>
           <w:p>
             <w:pPr>
+              <w:bidi w:val="1"/>
               <w:rPr>
                 <w:color w:val="1b1b1c"/>
                 <w:sz w:val="21"/>
@@ -25320,7 +25441,7 @@
                 <w:color w:val="1b1b1c"/>
                 <w:sz w:val="21"/>
                 <w:szCs w:val="21"/>
-                <w:rtl w:val="0"/>
+                <w:rtl w:val="1"/>
               </w:rPr>
               <w:t xml:space="preserve">.</w:t>
             </w:r>
@@ -25344,6 +25465,7 @@
           </w:tcPr>
           <w:p>
             <w:pPr>
+              <w:bidi w:val="1"/>
               <w:rPr>
                 <w:color w:val="1b1b1c"/>
                 <w:sz w:val="21"/>
@@ -25386,6 +25508,7 @@
           </w:tcPr>
           <w:p>
             <w:pPr>
+              <w:bidi w:val="1"/>
               <w:rPr>
                 <w:b w:val="1"/>
                 <w:bCs w:val="1"/>
@@ -25447,6 +25570,7 @@
           </w:tcPr>
           <w:p>
             <w:pPr>
+              <w:bidi w:val="1"/>
               <w:rPr>
                 <w:color w:val="1b1b1c"/>
                 <w:sz w:val="21"/>
@@ -25500,6 +25624,7 @@
           </w:tcPr>
           <w:p>
             <w:pPr>
+              <w:bidi w:val="1"/>
               <w:rPr>
                 <w:color w:val="1b1b1c"/>
                 <w:sz w:val="21"/>
@@ -25610,7 +25735,7 @@
                 <w:color w:val="1b1b1c"/>
                 <w:sz w:val="21"/>
                 <w:szCs w:val="21"/>
-                <w:rtl w:val="0"/>
+                <w:rtl w:val="1"/>
               </w:rPr>
               <w:t xml:space="preserve">.</w:t>
             </w:r>
@@ -25634,6 +25759,7 @@
           </w:tcPr>
           <w:p>
             <w:pPr>
+              <w:bidi w:val="1"/>
               <w:rPr>
                 <w:color w:val="1b1b1c"/>
                 <w:sz w:val="21"/>
@@ -25798,7 +25924,7 @@
                 <w:color w:val="1b1b1c"/>
                 <w:sz w:val="21"/>
                 <w:szCs w:val="21"/>
-                <w:rtl w:val="0"/>
+                <w:rtl w:val="1"/>
               </w:rPr>
               <w:t xml:space="preserve">.</w:t>
             </w:r>
@@ -25822,6 +25948,7 @@
           </w:tcPr>
           <w:p>
             <w:pPr>
+              <w:bidi w:val="1"/>
               <w:rPr>
                 <w:color w:val="1b1b1c"/>
                 <w:sz w:val="21"/>
@@ -25864,6 +25991,7 @@
           </w:tcPr>
           <w:p>
             <w:pPr>
+              <w:bidi w:val="1"/>
               <w:rPr>
                 <w:b w:val="1"/>
                 <w:bCs w:val="1"/>
@@ -25947,6 +26075,7 @@
           </w:tcPr>
           <w:p>
             <w:pPr>
+              <w:bidi w:val="1"/>
               <w:rPr>
                 <w:color w:val="1b1b1c"/>
                 <w:sz w:val="21"/>
@@ -26018,6 +26147,7 @@
           </w:tcPr>
           <w:p>
             <w:pPr>
+              <w:bidi w:val="1"/>
               <w:rPr>
                 <w:color w:val="1b1b1c"/>
                 <w:sz w:val="21"/>
@@ -26128,7 +26258,7 @@
                 <w:color w:val="1b1b1c"/>
                 <w:sz w:val="21"/>
                 <w:szCs w:val="21"/>
-                <w:rtl w:val="0"/>
+                <w:rtl w:val="1"/>
               </w:rPr>
               <w:t xml:space="preserve">.</w:t>
             </w:r>
@@ -26152,6 +26282,7 @@
           </w:tcPr>
           <w:p>
             <w:pPr>
+              <w:bidi w:val="1"/>
               <w:rPr>
                 <w:color w:val="1b1b1c"/>
                 <w:sz w:val="21"/>
@@ -26334,7 +26465,7 @@
                 <w:color w:val="1b1b1c"/>
                 <w:sz w:val="21"/>
                 <w:szCs w:val="21"/>
-                <w:rtl w:val="0"/>
+                <w:rtl w:val="1"/>
               </w:rPr>
               <w:t xml:space="preserve">.</w:t>
             </w:r>
@@ -26358,6 +26489,7 @@
           </w:tcPr>
           <w:p>
             <w:pPr>
+              <w:bidi w:val="1"/>
               <w:rPr>
                 <w:color w:val="1b1b1c"/>
                 <w:sz w:val="21"/>
@@ -26380,6 +26512,7 @@
     <w:p>
       <w:pPr>
         <w:shd w:fill="ffffff" w:val="clear"/>
+        <w:bidi w:val="1"/>
         <w:rPr>
           <w:b w:val="1"/>
           <w:bCs w:val="1"/>
@@ -26601,6 +26734,7 @@
     <w:p>
       <w:pPr>
         <w:shd w:fill="ffffff" w:val="clear"/>
+        <w:bidi w:val="1"/>
         <w:rPr>
           <w:color w:val="1b1b1c"/>
           <w:sz w:val="21"/>
@@ -27395,7 +27529,7 @@
           <w:color w:val="1b1b1c"/>
           <w:sz w:val="21"/>
           <w:szCs w:val="21"/>
-          <w:rtl w:val="0"/>
+          <w:rtl w:val="1"/>
         </w:rPr>
         <w:t xml:space="preserve">.</w:t>
       </w:r>
@@ -27403,6 +27537,7 @@
     <w:p>
       <w:pPr>
         <w:shd w:fill="ffffff" w:val="clear"/>
+        <w:bidi w:val="1"/>
         <w:rPr>
           <w:b w:val="1"/>
           <w:bCs w:val="1"/>
@@ -27492,6 +27627,7 @@
     <w:p>
       <w:pPr>
         <w:shd w:fill="ffffff" w:val="clear"/>
+        <w:bidi w:val="1"/>
         <w:rPr>
           <w:color w:val="1b1b1c"/>
           <w:sz w:val="21"/>
@@ -28610,7 +28746,7 @@
           <w:color w:val="1b1b1c"/>
           <w:sz w:val="21"/>
           <w:szCs w:val="21"/>
-          <w:rtl w:val="0"/>
+          <w:rtl w:val="1"/>
         </w:rPr>
         <w:t xml:space="preserve">.[13]</w:t>
       </w:r>
@@ -28618,6 +28754,7 @@
     <w:p>
       <w:pPr>
         <w:shd w:fill="ffffff" w:val="clear"/>
+        <w:bidi w:val="1"/>
         <w:rPr>
           <w:color w:val="1b1b1c"/>
           <w:sz w:val="21"/>
@@ -30006,7 +30143,7 @@
           <w:color w:val="1b1b1c"/>
           <w:sz w:val="21"/>
           <w:szCs w:val="21"/>
-          <w:rtl w:val="0"/>
+          <w:rtl w:val="1"/>
         </w:rPr>
         <w:t xml:space="preserve">.[13]</w:t>
       </w:r>
@@ -30014,6 +30151,7 @@
     <w:p>
       <w:pPr>
         <w:shd w:fill="ffffff" w:val="clear"/>
+        <w:bidi w:val="1"/>
         <w:rPr>
           <w:b w:val="1"/>
           <w:bCs w:val="1"/>
@@ -30103,6 +30241,7 @@
     <w:p>
       <w:pPr>
         <w:shd w:fill="ffffff" w:val="clear"/>
+        <w:bidi w:val="1"/>
         <w:rPr>
           <w:color w:val="1b1b1c"/>
           <w:sz w:val="21"/>
@@ -31095,7 +31234,7 @@
           <w:color w:val="1b1b1c"/>
           <w:sz w:val="21"/>
           <w:szCs w:val="21"/>
-          <w:rtl w:val="0"/>
+          <w:rtl w:val="1"/>
         </w:rPr>
         <w:t xml:space="preserve">".[13]</w:t>
       </w:r>
@@ -31103,6 +31242,7 @@
     <w:p>
       <w:pPr>
         <w:shd w:fill="ffffff" w:val="clear"/>
+        <w:bidi w:val="1"/>
         <w:rPr>
           <w:color w:val="1b1b1c"/>
           <w:sz w:val="21"/>
@@ -31303,7 +31443,7 @@
           <w:color w:val="1b1b1c"/>
           <w:sz w:val="21"/>
           <w:szCs w:val="21"/>
-          <w:rtl w:val="0"/>
+          <w:rtl w:val="1"/>
         </w:rPr>
         <w:t xml:space="preserve">:</w:t>
       </w:r>
@@ -31314,6 +31454,7 @@
           <w:ilvl w:val="0"/>
           <w:numId w:val="3"/>
         </w:numPr>
+        <w:bidi w:val="1"/>
         <w:spacing w:after="0" w:afterAutospacing="0" w:lineRule="auto"/>
         <w:ind w:left="720" w:hanging="360"/>
       </w:pPr>
@@ -31709,7 +31850,7 @@
           <w:color w:val="1b1b1c"/>
           <w:sz w:val="21"/>
           <w:szCs w:val="21"/>
-          <w:rtl w:val="0"/>
+          <w:rtl w:val="1"/>
         </w:rPr>
         <w:t xml:space="preserve">.[13]</w:t>
       </w:r>
@@ -31720,6 +31861,7 @@
           <w:ilvl w:val="0"/>
           <w:numId w:val="3"/>
         </w:numPr>
+        <w:bidi w:val="1"/>
         <w:spacing w:after="0" w:afterAutospacing="0" w:lineRule="auto"/>
         <w:ind w:left="720" w:hanging="360"/>
       </w:pPr>
@@ -32295,7 +32437,7 @@
           <w:color w:val="1b1b1c"/>
           <w:sz w:val="21"/>
           <w:szCs w:val="21"/>
-          <w:rtl w:val="0"/>
+          <w:rtl w:val="1"/>
         </w:rPr>
         <w:t xml:space="preserve">.[13]</w:t>
       </w:r>
@@ -32306,6 +32448,7 @@
           <w:ilvl w:val="0"/>
           <w:numId w:val="3"/>
         </w:numPr>
+        <w:bidi w:val="1"/>
         <w:spacing w:after="0" w:afterAutospacing="0" w:lineRule="auto"/>
         <w:ind w:left="720" w:hanging="360"/>
       </w:pPr>
@@ -32845,7 +32988,7 @@
           <w:color w:val="1b1b1c"/>
           <w:sz w:val="21"/>
           <w:szCs w:val="21"/>
-          <w:rtl w:val="0"/>
+          <w:rtl w:val="1"/>
         </w:rPr>
         <w:t xml:space="preserve">.[13]</w:t>
       </w:r>
@@ -32856,6 +32999,7 @@
           <w:ilvl w:val="0"/>
           <w:numId w:val="3"/>
         </w:numPr>
+        <w:bidi w:val="1"/>
         <w:spacing w:after="180" w:lineRule="auto"/>
         <w:ind w:left="720" w:hanging="360"/>
       </w:pPr>
@@ -33287,7 +33431,7 @@
           <w:color w:val="1b1b1c"/>
           <w:sz w:val="21"/>
           <w:szCs w:val="21"/>
-          <w:rtl w:val="0"/>
+          <w:rtl w:val="1"/>
         </w:rPr>
         <w:t xml:space="preserve">.[13]</w:t>
       </w:r>
@@ -33295,6 +33439,7 @@
     <w:p>
       <w:pPr>
         <w:shd w:fill="ffffff" w:val="clear"/>
+        <w:bidi w:val="1"/>
         <w:rPr>
           <w:b w:val="1"/>
           <w:bCs w:val="1"/>
@@ -33406,6 +33551,7 @@
     <w:p>
       <w:pPr>
         <w:shd w:fill="ffffff" w:val="clear"/>
+        <w:bidi w:val="1"/>
         <w:rPr>
           <w:color w:val="1b1b1c"/>
           <w:sz w:val="21"/>
@@ -35622,7 +35768,7 @@
           <w:color w:val="1b1b1c"/>
           <w:sz w:val="21"/>
           <w:szCs w:val="21"/>
-          <w:rtl w:val="0"/>
+          <w:rtl w:val="1"/>
         </w:rPr>
         <w:t xml:space="preserve">.[13]</w:t>
       </w:r>
@@ -35630,6 +35776,7 @@
     <w:p>
       <w:pPr>
         <w:shd w:fill="ffffff" w:val="clear"/>
+        <w:bidi w:val="1"/>
         <w:rPr>
           <w:b w:val="1"/>
           <w:bCs w:val="1"/>
@@ -35785,6 +35932,7 @@
     <w:p>
       <w:pPr>
         <w:shd w:fill="ffffff" w:val="clear"/>
+        <w:bidi w:val="1"/>
         <w:rPr>
           <w:color w:val="1b1b1c"/>
           <w:sz w:val="21"/>
@@ -36543,7 +36691,7 @@
           <w:color w:val="1b1b1c"/>
           <w:sz w:val="21"/>
           <w:szCs w:val="21"/>
-          <w:rtl w:val="0"/>
+          <w:rtl w:val="1"/>
         </w:rPr>
         <w:t xml:space="preserve">.</w:t>
       </w:r>
@@ -36551,6 +36699,7 @@
     <w:p>
       <w:pPr>
         <w:shd w:fill="ffffff" w:val="clear"/>
+        <w:bidi w:val="1"/>
         <w:rPr>
           <w:b w:val="1"/>
           <w:bCs w:val="1"/>
@@ -36731,7 +36880,7 @@
           <w:color w:val="1b1b1c"/>
           <w:sz w:val="21"/>
           <w:szCs w:val="21"/>
-          <w:rtl w:val="0"/>
+          <w:rtl w:val="1"/>
         </w:rPr>
         <w:t xml:space="preserve">)</w:t>
       </w:r>
@@ -36739,6 +36888,7 @@
     <w:p>
       <w:pPr>
         <w:shd w:fill="ffffff" w:val="clear"/>
+        <w:bidi w:val="1"/>
         <w:rPr>
           <w:color w:val="1b1b1c"/>
           <w:sz w:val="21"/>
@@ -37533,7 +37683,7 @@
           <w:color w:val="1b1b1c"/>
           <w:sz w:val="21"/>
           <w:szCs w:val="21"/>
-          <w:rtl w:val="0"/>
+          <w:rtl w:val="1"/>
         </w:rPr>
         <w:t xml:space="preserve">:</w:t>
       </w:r>
@@ -37541,6 +37691,7 @@
     <w:p>
       <w:pPr>
         <w:shd w:fill="ffffff" w:val="clear"/>
+        <w:bidi w:val="1"/>
         <w:rPr>
           <w:color w:val="1b1b1c"/>
           <w:sz w:val="21"/>
@@ -37557,7 +37708,7 @@
           <w:color w:val="1b1b1c"/>
           <w:sz w:val="21"/>
           <w:szCs w:val="21"/>
-          <w:rtl w:val="0"/>
+          <w:rtl w:val="1"/>
         </w:rPr>
         <w:t xml:space="preserve">"</w:t>
       </w:r>
@@ -38007,7 +38158,7 @@
           <w:color w:val="1b1b1c"/>
           <w:sz w:val="21"/>
           <w:szCs w:val="21"/>
-          <w:rtl w:val="0"/>
+          <w:rtl w:val="1"/>
         </w:rPr>
         <w:t xml:space="preserve">".[16, 17]</w:t>
       </w:r>
@@ -38015,6 +38166,7 @@
     <w:p>
       <w:pPr>
         <w:shd w:fill="ffffff" w:val="clear"/>
+        <w:bidi w:val="1"/>
         <w:rPr>
           <w:color w:val="1b1b1c"/>
           <w:sz w:val="21"/>
@@ -38827,7 +38979,7 @@
           <w:color w:val="1b1b1c"/>
           <w:sz w:val="21"/>
           <w:szCs w:val="21"/>
-          <w:rtl w:val="0"/>
+          <w:rtl w:val="1"/>
         </w:rPr>
         <w:t xml:space="preserve">.[16]</w:t>
       </w:r>
@@ -38835,6 +38987,7 @@
     <w:p>
       <w:pPr>
         <w:shd w:fill="ffffff" w:val="clear"/>
+        <w:bidi w:val="1"/>
         <w:rPr>
           <w:color w:val="1b1b1c"/>
           <w:sz w:val="21"/>
@@ -38945,7 +39098,7 @@
           <w:color w:val="1b1b1c"/>
           <w:sz w:val="21"/>
           <w:szCs w:val="21"/>
-          <w:rtl w:val="0"/>
+          <w:rtl w:val="1"/>
         </w:rPr>
         <w:t xml:space="preserve">:</w:t>
       </w:r>
@@ -38956,6 +39109,7 @@
           <w:ilvl w:val="0"/>
           <w:numId w:val="6"/>
         </w:numPr>
+        <w:bidi w:val="1"/>
         <w:spacing w:after="0" w:afterAutospacing="0" w:lineRule="auto"/>
         <w:ind w:left="720" w:hanging="360"/>
       </w:pPr>
@@ -38999,21 +39153,21 @@
           <w:color w:val="1b1b1c"/>
           <w:sz w:val="21"/>
           <w:szCs w:val="21"/>
+          <w:rtl w:val="1"/>
+        </w:rPr>
+        <w:t xml:space="preserve">:</w:t>
+      </w:r>
+      <w:r>
+        <w:rPr>
           <w:rtl w:val="0"/>
         </w:rPr>
-        <w:t xml:space="preserve">:</w:t>
-      </w:r>
-      <w:r>
-        <w:rPr>
-          <w:rtl w:val="0"/>
-        </w:rPr>
-      </w:r>
-      <w:r>
-        <w:rPr>
-          <w:color w:val="1b1b1c"/>
-          <w:sz w:val="21"/>
-          <w:szCs w:val="21"/>
-          <w:rtl w:val="0"/>
+      </w:r>
+      <w:r>
+        <w:rPr>
+          <w:color w:val="1b1b1c"/>
+          <w:sz w:val="21"/>
+          <w:szCs w:val="21"/>
+          <w:rtl w:val="1"/>
         </w:rPr>
         <w:t xml:space="preserve"> </w:t>
       </w:r>
@@ -40003,7 +40157,7 @@
           <w:color w:val="1b1b1c"/>
           <w:sz w:val="21"/>
           <w:szCs w:val="21"/>
-          <w:rtl w:val="0"/>
+          <w:rtl w:val="1"/>
         </w:rPr>
         <w:t xml:space="preserve">.[15, 16]</w:t>
       </w:r>
@@ -40014,6 +40168,7 @@
           <w:ilvl w:val="0"/>
           <w:numId w:val="6"/>
         </w:numPr>
+        <w:bidi w:val="1"/>
         <w:spacing w:after="180" w:lineRule="auto"/>
         <w:ind w:left="720" w:hanging="360"/>
       </w:pPr>
@@ -40079,21 +40234,21 @@
           <w:color w:val="1b1b1c"/>
           <w:sz w:val="21"/>
           <w:szCs w:val="21"/>
+          <w:rtl w:val="1"/>
+        </w:rPr>
+        <w:t xml:space="preserve">:</w:t>
+      </w:r>
+      <w:r>
+        <w:rPr>
           <w:rtl w:val="0"/>
         </w:rPr>
-        <w:t xml:space="preserve">:</w:t>
-      </w:r>
-      <w:r>
-        <w:rPr>
-          <w:rtl w:val="0"/>
-        </w:rPr>
-      </w:r>
-      <w:r>
-        <w:rPr>
-          <w:color w:val="1b1b1c"/>
-          <w:sz w:val="21"/>
-          <w:szCs w:val="21"/>
-          <w:rtl w:val="0"/>
+      </w:r>
+      <w:r>
+        <w:rPr>
+          <w:color w:val="1b1b1c"/>
+          <w:sz w:val="21"/>
+          <w:szCs w:val="21"/>
+          <w:rtl w:val="1"/>
         </w:rPr>
         <w:t xml:space="preserve"> </w:t>
       </w:r>
@@ -41641,7 +41796,7 @@
           <w:color w:val="1b1b1c"/>
           <w:sz w:val="21"/>
           <w:szCs w:val="21"/>
-          <w:rtl w:val="0"/>
+          <w:rtl w:val="1"/>
         </w:rPr>
         <w:t xml:space="preserve">.[16]</w:t>
       </w:r>
@@ -41649,6 +41804,7 @@
     <w:p>
       <w:pPr>
         <w:shd w:fill="ffffff" w:val="clear"/>
+        <w:bidi w:val="1"/>
         <w:rPr>
           <w:b w:val="1"/>
           <w:bCs w:val="1"/>
@@ -41785,7 +41941,7 @@
           <w:color w:val="1b1b1c"/>
           <w:sz w:val="21"/>
           <w:szCs w:val="21"/>
-          <w:rtl w:val="0"/>
+          <w:rtl w:val="1"/>
         </w:rPr>
         <w:t xml:space="preserve">)</w:t>
       </w:r>
@@ -41793,6 +41949,7 @@
     <w:p>
       <w:pPr>
         <w:shd w:fill="ffffff" w:val="clear"/>
+        <w:bidi w:val="1"/>
         <w:rPr>
           <w:color w:val="1b1b1c"/>
           <w:sz w:val="21"/>
@@ -42569,7 +42726,7 @@
           <w:color w:val="1b1b1c"/>
           <w:sz w:val="21"/>
           <w:szCs w:val="21"/>
-          <w:rtl w:val="0"/>
+          <w:rtl w:val="1"/>
         </w:rPr>
         <w:t xml:space="preserve">:</w:t>
       </w:r>
@@ -42577,6 +42734,7 @@
     <w:p>
       <w:pPr>
         <w:shd w:fill="ffffff" w:val="clear"/>
+        <w:bidi w:val="1"/>
         <w:rPr>
           <w:color w:val="1b1b1c"/>
           <w:sz w:val="21"/>
@@ -42593,7 +42751,7 @@
           <w:color w:val="1b1b1c"/>
           <w:sz w:val="21"/>
           <w:szCs w:val="21"/>
-          <w:rtl w:val="0"/>
+          <w:rtl w:val="1"/>
         </w:rPr>
         <w:t xml:space="preserve">"</w:t>
       </w:r>
@@ -43223,7 +43381,7 @@
           <w:color w:val="1b1b1c"/>
           <w:sz w:val="21"/>
           <w:szCs w:val="21"/>
-          <w:rtl w:val="0"/>
+          <w:rtl w:val="1"/>
         </w:rPr>
         <w:t xml:space="preserve">".[15]</w:t>
       </w:r>
@@ -43231,6 +43389,7 @@
     <w:p>
       <w:pPr>
         <w:shd w:fill="ffffff" w:val="clear"/>
+        <w:bidi w:val="1"/>
         <w:rPr>
           <w:color w:val="1b1b1c"/>
           <w:sz w:val="21"/>
@@ -44367,7 +44526,7 @@
           <w:color w:val="1b1b1c"/>
           <w:sz w:val="21"/>
           <w:szCs w:val="21"/>
-          <w:rtl w:val="0"/>
+          <w:rtl w:val="1"/>
         </w:rPr>
         <w:t xml:space="preserve">.[15]</w:t>
       </w:r>
@@ -44375,6 +44534,7 @@
     <w:p>
       <w:pPr>
         <w:shd w:fill="ffffff" w:val="clear"/>
+        <w:bidi w:val="1"/>
         <w:rPr>
           <w:b w:val="1"/>
           <w:bCs w:val="1"/>
@@ -44599,7 +44759,7 @@
           <w:color w:val="1b1b1c"/>
           <w:sz w:val="21"/>
           <w:szCs w:val="21"/>
-          <w:rtl w:val="0"/>
+          <w:rtl w:val="1"/>
         </w:rPr>
         <w:t xml:space="preserve">)</w:t>
       </w:r>
@@ -44607,6 +44767,7 @@
     <w:p>
       <w:pPr>
         <w:shd w:fill="ffffff" w:val="clear"/>
+        <w:bidi w:val="1"/>
         <w:rPr>
           <w:color w:val="1b1b1c"/>
           <w:sz w:val="21"/>
@@ -45365,7 +45526,7 @@
           <w:color w:val="1b1b1c"/>
           <w:sz w:val="21"/>
           <w:szCs w:val="21"/>
-          <w:rtl w:val="0"/>
+          <w:rtl w:val="1"/>
         </w:rPr>
         <w:t xml:space="preserve">:</w:t>
       </w:r>
@@ -45376,6 +45537,7 @@
           <w:ilvl w:val="0"/>
           <w:numId w:val="5"/>
         </w:numPr>
+        <w:bidi w:val="1"/>
         <w:spacing w:after="0" w:afterAutospacing="0" w:lineRule="auto"/>
         <w:ind w:left="720" w:hanging="360"/>
       </w:pPr>
@@ -45485,21 +45647,21 @@
           <w:color w:val="1b1b1c"/>
           <w:sz w:val="21"/>
           <w:szCs w:val="21"/>
+          <w:rtl w:val="1"/>
+        </w:rPr>
+        <w:t xml:space="preserve">):</w:t>
+      </w:r>
+      <w:r>
+        <w:rPr>
           <w:rtl w:val="0"/>
         </w:rPr>
-        <w:t xml:space="preserve">):</w:t>
-      </w:r>
-      <w:r>
-        <w:rPr>
-          <w:rtl w:val="0"/>
-        </w:rPr>
-      </w:r>
-      <w:r>
-        <w:rPr>
-          <w:color w:val="1b1b1c"/>
-          <w:sz w:val="21"/>
-          <w:szCs w:val="21"/>
-          <w:rtl w:val="0"/>
+      </w:r>
+      <w:r>
+        <w:rPr>
+          <w:color w:val="1b1b1c"/>
+          <w:sz w:val="21"/>
+          <w:szCs w:val="21"/>
+          <w:rtl w:val="1"/>
         </w:rPr>
         <w:t xml:space="preserve"> </w:t>
       </w:r>
@@ -45697,7 +45859,7 @@
           <w:color w:val="1b1b1c"/>
           <w:sz w:val="21"/>
           <w:szCs w:val="21"/>
-          <w:rtl w:val="0"/>
+          <w:rtl w:val="1"/>
         </w:rPr>
         <w:t xml:space="preserve">.[15]</w:t>
       </w:r>
@@ -45708,6 +45870,7 @@
           <w:ilvl w:val="0"/>
           <w:numId w:val="5"/>
         </w:numPr>
+        <w:bidi w:val="1"/>
         <w:spacing w:after="0" w:afterAutospacing="0" w:lineRule="auto"/>
         <w:ind w:left="720" w:hanging="360"/>
       </w:pPr>
@@ -45817,21 +45980,21 @@
           <w:color w:val="1b1b1c"/>
           <w:sz w:val="21"/>
           <w:szCs w:val="21"/>
+          <w:rtl w:val="1"/>
+        </w:rPr>
+        <w:t xml:space="preserve">):</w:t>
+      </w:r>
+      <w:r>
+        <w:rPr>
           <w:rtl w:val="0"/>
         </w:rPr>
-        <w:t xml:space="preserve">):</w:t>
-      </w:r>
-      <w:r>
-        <w:rPr>
-          <w:rtl w:val="0"/>
-        </w:rPr>
-      </w:r>
-      <w:r>
-        <w:rPr>
-          <w:color w:val="1b1b1c"/>
-          <w:sz w:val="21"/>
-          <w:szCs w:val="21"/>
-          <w:rtl w:val="0"/>
+      </w:r>
+      <w:r>
+        <w:rPr>
+          <w:color w:val="1b1b1c"/>
+          <w:sz w:val="21"/>
+          <w:szCs w:val="21"/>
+          <w:rtl w:val="1"/>
         </w:rPr>
         <w:t xml:space="preserve"> </w:t>
       </w:r>
@@ -46155,7 +46318,7 @@
           <w:color w:val="1b1b1c"/>
           <w:sz w:val="21"/>
           <w:szCs w:val="21"/>
-          <w:rtl w:val="0"/>
+          <w:rtl w:val="1"/>
         </w:rPr>
         <w:t xml:space="preserve">.[15]</w:t>
       </w:r>
@@ -46166,6 +46329,7 @@
           <w:ilvl w:val="0"/>
           <w:numId w:val="5"/>
         </w:numPr>
+        <w:bidi w:val="1"/>
         <w:spacing w:after="0" w:afterAutospacing="0" w:lineRule="auto"/>
         <w:ind w:left="720" w:hanging="360"/>
       </w:pPr>
@@ -46275,21 +46439,21 @@
           <w:color w:val="1b1b1c"/>
           <w:sz w:val="21"/>
           <w:szCs w:val="21"/>
+          <w:rtl w:val="1"/>
+        </w:rPr>
+        <w:t xml:space="preserve">):</w:t>
+      </w:r>
+      <w:r>
+        <w:rPr>
           <w:rtl w:val="0"/>
         </w:rPr>
-        <w:t xml:space="preserve">):</w:t>
-      </w:r>
-      <w:r>
-        <w:rPr>
-          <w:rtl w:val="0"/>
-        </w:rPr>
-      </w:r>
-      <w:r>
-        <w:rPr>
-          <w:color w:val="1b1b1c"/>
-          <w:sz w:val="21"/>
-          <w:szCs w:val="21"/>
-          <w:rtl w:val="0"/>
+      </w:r>
+      <w:r>
+        <w:rPr>
+          <w:color w:val="1b1b1c"/>
+          <w:sz w:val="21"/>
+          <w:szCs w:val="21"/>
+          <w:rtl w:val="1"/>
         </w:rPr>
         <w:t xml:space="preserve"> </w:t>
       </w:r>
@@ -46541,7 +46705,7 @@
           <w:color w:val="1b1b1c"/>
           <w:sz w:val="21"/>
           <w:szCs w:val="21"/>
-          <w:rtl w:val="0"/>
+          <w:rtl w:val="1"/>
         </w:rPr>
         <w:t xml:space="preserve">.[15]</w:t>
       </w:r>
@@ -46552,6 +46716,7 @@
           <w:ilvl w:val="0"/>
           <w:numId w:val="5"/>
         </w:numPr>
+        <w:bidi w:val="1"/>
         <w:spacing w:after="180" w:lineRule="auto"/>
         <w:ind w:left="720" w:hanging="360"/>
       </w:pPr>
@@ -46661,21 +46826,21 @@
           <w:color w:val="1b1b1c"/>
           <w:sz w:val="21"/>
           <w:szCs w:val="21"/>
+          <w:rtl w:val="1"/>
+        </w:rPr>
+        <w:t xml:space="preserve">):</w:t>
+      </w:r>
+      <w:r>
+        <w:rPr>
           <w:rtl w:val="0"/>
         </w:rPr>
-        <w:t xml:space="preserve">):</w:t>
-      </w:r>
-      <w:r>
-        <w:rPr>
-          <w:rtl w:val="0"/>
-        </w:rPr>
-      </w:r>
-      <w:r>
-        <w:rPr>
-          <w:color w:val="1b1b1c"/>
-          <w:sz w:val="21"/>
-          <w:szCs w:val="21"/>
-          <w:rtl w:val="0"/>
+      </w:r>
+      <w:r>
+        <w:rPr>
+          <w:color w:val="1b1b1c"/>
+          <w:sz w:val="21"/>
+          <w:szCs w:val="21"/>
+          <w:rtl w:val="1"/>
         </w:rPr>
         <w:t xml:space="preserve"> </w:t>
       </w:r>
@@ -46891,7 +47056,7 @@
           <w:color w:val="1b1b1c"/>
           <w:sz w:val="21"/>
           <w:szCs w:val="21"/>
-          <w:rtl w:val="0"/>
+          <w:rtl w:val="1"/>
         </w:rPr>
         <w:t xml:space="preserve">.[15]</w:t>
       </w:r>
@@ -46899,6 +47064,7 @@
     <w:p>
       <w:pPr>
         <w:shd w:fill="ffffff" w:val="clear"/>
+        <w:bidi w:val="1"/>
         <w:rPr>
           <w:color w:val="1b1b1c"/>
           <w:sz w:val="21"/>
@@ -47513,7 +47679,7 @@
           <w:color w:val="1b1b1c"/>
           <w:sz w:val="21"/>
           <w:szCs w:val="21"/>
-          <w:rtl w:val="0"/>
+          <w:rtl w:val="1"/>
         </w:rPr>
         <w:t xml:space="preserve">.[15]</w:t>
       </w:r>
@@ -47521,6 +47687,7 @@
     <w:p>
       <w:pPr>
         <w:shd w:fill="ffffff" w:val="clear"/>
+        <w:bidi w:val="1"/>
         <w:rPr>
           <w:b w:val="1"/>
           <w:bCs w:val="1"/>
@@ -47613,6 +47780,7 @@
           <w:ilvl w:val="0"/>
           <w:numId w:val="1"/>
         </w:numPr>
+        <w:bidi w:val="1"/>
         <w:spacing w:after="0" w:afterAutospacing="0" w:lineRule="auto"/>
         <w:ind w:left="720" w:hanging="360"/>
       </w:pPr>
@@ -47766,21 +47934,21 @@
           <w:color w:val="1b1b1c"/>
           <w:sz w:val="21"/>
           <w:szCs w:val="21"/>
+          <w:rtl w:val="1"/>
+        </w:rPr>
+        <w:t xml:space="preserve">):</w:t>
+      </w:r>
+      <w:r>
+        <w:rPr>
           <w:rtl w:val="0"/>
         </w:rPr>
-        <w:t xml:space="preserve">):</w:t>
-      </w:r>
-      <w:r>
-        <w:rPr>
-          <w:rtl w:val="0"/>
-        </w:rPr>
-      </w:r>
-      <w:r>
-        <w:rPr>
-          <w:color w:val="1b1b1c"/>
-          <w:sz w:val="21"/>
-          <w:szCs w:val="21"/>
-          <w:rtl w:val="0"/>
+      </w:r>
+      <w:r>
+        <w:rPr>
+          <w:color w:val="1b1b1c"/>
+          <w:sz w:val="21"/>
+          <w:szCs w:val="21"/>
+          <w:rtl w:val="1"/>
         </w:rPr>
         <w:t xml:space="preserve"> </w:t>
       </w:r>
@@ -48230,7 +48398,7 @@
           <w:color w:val="1b1b1c"/>
           <w:sz w:val="21"/>
           <w:szCs w:val="21"/>
-          <w:rtl w:val="0"/>
+          <w:rtl w:val="1"/>
         </w:rPr>
         <w:t xml:space="preserve">".[15]</w:t>
       </w:r>
@@ -48241,6 +48409,7 @@
           <w:ilvl w:val="0"/>
           <w:numId w:val="1"/>
         </w:numPr>
+        <w:bidi w:val="1"/>
         <w:spacing w:after="0" w:afterAutospacing="0" w:lineRule="auto"/>
         <w:ind w:left="720" w:hanging="360"/>
       </w:pPr>
@@ -48372,21 +48541,21 @@
           <w:color w:val="1b1b1c"/>
           <w:sz w:val="21"/>
           <w:szCs w:val="21"/>
+          <w:rtl w:val="1"/>
+        </w:rPr>
+        <w:t xml:space="preserve">):</w:t>
+      </w:r>
+      <w:r>
+        <w:rPr>
           <w:rtl w:val="0"/>
         </w:rPr>
-        <w:t xml:space="preserve">):</w:t>
-      </w:r>
-      <w:r>
-        <w:rPr>
-          <w:rtl w:val="0"/>
-        </w:rPr>
-      </w:r>
-      <w:r>
-        <w:rPr>
-          <w:color w:val="1b1b1c"/>
-          <w:sz w:val="21"/>
-          <w:szCs w:val="21"/>
-          <w:rtl w:val="0"/>
+      </w:r>
+      <w:r>
+        <w:rPr>
+          <w:color w:val="1b1b1c"/>
+          <w:sz w:val="21"/>
+          <w:szCs w:val="21"/>
+          <w:rtl w:val="1"/>
         </w:rPr>
         <w:t xml:space="preserve"> </w:t>
       </w:r>
@@ -48908,7 +49077,7 @@
           <w:color w:val="1b1b1c"/>
           <w:sz w:val="21"/>
           <w:szCs w:val="21"/>
-          <w:rtl w:val="0"/>
+          <w:rtl w:val="1"/>
         </w:rPr>
         <w:t xml:space="preserve">).[15]</w:t>
       </w:r>
@@ -48919,6 +49088,7 @@
           <w:ilvl w:val="0"/>
           <w:numId w:val="1"/>
         </w:numPr>
+        <w:bidi w:val="1"/>
         <w:spacing w:after="0" w:afterAutospacing="0" w:lineRule="auto"/>
         <w:ind w:left="720" w:hanging="360"/>
       </w:pPr>
@@ -49050,21 +49220,21 @@
           <w:color w:val="1b1b1c"/>
           <w:sz w:val="21"/>
           <w:szCs w:val="21"/>
+          <w:rtl w:val="1"/>
+        </w:rPr>
+        <w:t xml:space="preserve">):</w:t>
+      </w:r>
+      <w:r>
+        <w:rPr>
           <w:rtl w:val="0"/>
         </w:rPr>
-        <w:t xml:space="preserve">):</w:t>
-      </w:r>
-      <w:r>
-        <w:rPr>
-          <w:rtl w:val="0"/>
-        </w:rPr>
-      </w:r>
-      <w:r>
-        <w:rPr>
-          <w:color w:val="1b1b1c"/>
-          <w:sz w:val="21"/>
-          <w:szCs w:val="21"/>
-          <w:rtl w:val="0"/>
+      </w:r>
+      <w:r>
+        <w:rPr>
+          <w:color w:val="1b1b1c"/>
+          <w:sz w:val="21"/>
+          <w:szCs w:val="21"/>
+          <w:rtl w:val="1"/>
         </w:rPr>
         <w:t xml:space="preserve"> </w:t>
       </w:r>
@@ -49640,7 +49810,7 @@
           <w:color w:val="1b1b1c"/>
           <w:sz w:val="21"/>
           <w:szCs w:val="21"/>
-          <w:rtl w:val="0"/>
+          <w:rtl w:val="1"/>
         </w:rPr>
         <w:t xml:space="preserve">.[15]</w:t>
       </w:r>
@@ -49651,6 +49821,7 @@
           <w:ilvl w:val="0"/>
           <w:numId w:val="1"/>
         </w:numPr>
+        <w:bidi w:val="1"/>
         <w:spacing w:after="180" w:lineRule="auto"/>
         <w:ind w:left="720" w:hanging="360"/>
       </w:pPr>
@@ -49804,21 +49975,21 @@
           <w:color w:val="1b1b1c"/>
           <w:sz w:val="21"/>
           <w:szCs w:val="21"/>
+          <w:rtl w:val="1"/>
+        </w:rPr>
+        <w:t xml:space="preserve">):</w:t>
+      </w:r>
+      <w:r>
+        <w:rPr>
           <w:rtl w:val="0"/>
         </w:rPr>
-        <w:t xml:space="preserve">):</w:t>
-      </w:r>
-      <w:r>
-        <w:rPr>
-          <w:rtl w:val="0"/>
-        </w:rPr>
-      </w:r>
-      <w:r>
-        <w:rPr>
-          <w:color w:val="1b1b1c"/>
-          <w:sz w:val="21"/>
-          <w:szCs w:val="21"/>
-          <w:rtl w:val="0"/>
+      </w:r>
+      <w:r>
+        <w:rPr>
+          <w:color w:val="1b1b1c"/>
+          <w:sz w:val="21"/>
+          <w:szCs w:val="21"/>
+          <w:rtl w:val="1"/>
         </w:rPr>
         <w:t xml:space="preserve"> </w:t>
       </w:r>
@@ -50682,7 +50853,7 @@
           <w:color w:val="1b1b1c"/>
           <w:sz w:val="21"/>
           <w:szCs w:val="21"/>
-          <w:rtl w:val="0"/>
+          <w:rtl w:val="1"/>
         </w:rPr>
         <w:t xml:space="preserve">.[15]</w:t>
       </w:r>
@@ -50690,6 +50861,7 @@
     <w:p>
       <w:pPr>
         <w:shd w:fill="ffffff" w:val="clear"/>
+        <w:bidi w:val="1"/>
         <w:rPr>
           <w:b w:val="1"/>
           <w:bCs w:val="1"/>
@@ -50845,6 +51017,7 @@
     <w:p>
       <w:pPr>
         <w:shd w:fill="ffffff" w:val="clear"/>
+        <w:bidi w:val="1"/>
         <w:rPr>
           <w:color w:val="1b1b1c"/>
           <w:sz w:val="21"/>
@@ -51639,7 +51812,7 @@
           <w:color w:val="1b1b1c"/>
           <w:sz w:val="21"/>
           <w:szCs w:val="21"/>
-          <w:rtl w:val="0"/>
+          <w:rtl w:val="1"/>
         </w:rPr>
         <w:t xml:space="preserve">.</w:t>
       </w:r>
@@ -51647,6 +51820,7 @@
     <w:p>
       <w:pPr>
         <w:shd w:fill="ffffff" w:val="clear"/>
+        <w:bidi w:val="1"/>
         <w:rPr>
           <w:color w:val="1b1b1c"/>
           <w:sz w:val="21"/>
@@ -51991,7 +52165,7 @@
           <w:color w:val="1b1b1c"/>
           <w:sz w:val="21"/>
           <w:szCs w:val="21"/>
-          <w:rtl w:val="0"/>
+          <w:rtl w:val="1"/>
         </w:rPr>
         <w:t xml:space="preserve">:</w:t>
       </w:r>
@@ -52002,6 +52176,7 @@
           <w:ilvl w:val="0"/>
           <w:numId w:val="4"/>
         </w:numPr>
+        <w:bidi w:val="1"/>
         <w:spacing w:after="0" w:afterAutospacing="0" w:lineRule="auto"/>
         <w:ind w:left="720" w:hanging="360"/>
       </w:pPr>
@@ -52015,7 +52190,7 @@
           <w:color w:val="1b1b1c"/>
           <w:sz w:val="21"/>
           <w:szCs w:val="21"/>
-          <w:rtl w:val="0"/>
+          <w:rtl w:val="1"/>
         </w:rPr>
         <w:t xml:space="preserve">"</w:t>
       </w:r>
@@ -52123,7 +52298,7 @@
           <w:color w:val="1b1b1c"/>
           <w:sz w:val="21"/>
           <w:szCs w:val="21"/>
-          <w:rtl w:val="0"/>
+          <w:rtl w:val="1"/>
         </w:rPr>
         <w:t xml:space="preserve">".[3]</w:t>
       </w:r>
@@ -52134,6 +52309,7 @@
           <w:ilvl w:val="0"/>
           <w:numId w:val="4"/>
         </w:numPr>
+        <w:bidi w:val="1"/>
         <w:spacing w:after="0" w:afterAutospacing="0" w:lineRule="auto"/>
         <w:ind w:left="720" w:hanging="360"/>
       </w:pPr>
@@ -52147,7 +52323,7 @@
           <w:color w:val="1b1b1c"/>
           <w:sz w:val="21"/>
           <w:szCs w:val="21"/>
-          <w:rtl w:val="0"/>
+          <w:rtl w:val="1"/>
         </w:rPr>
         <w:t xml:space="preserve">"</w:t>
       </w:r>
@@ -52219,7 +52395,7 @@
           <w:color w:val="1b1b1c"/>
           <w:sz w:val="21"/>
           <w:szCs w:val="21"/>
-          <w:rtl w:val="0"/>
+          <w:rtl w:val="1"/>
         </w:rPr>
         <w:t xml:space="preserve">".[3]</w:t>
       </w:r>
@@ -52230,6 +52406,7 @@
           <w:ilvl w:val="0"/>
           <w:numId w:val="4"/>
         </w:numPr>
+        <w:bidi w:val="1"/>
         <w:spacing w:after="180" w:lineRule="auto"/>
         <w:ind w:left="720" w:hanging="360"/>
       </w:pPr>
@@ -52243,7 +52420,7 @@
           <w:color w:val="1b1b1c"/>
           <w:sz w:val="21"/>
           <w:szCs w:val="21"/>
-          <w:rtl w:val="0"/>
+          <w:rtl w:val="1"/>
         </w:rPr>
         <w:t xml:space="preserve">"</w:t>
       </w:r>
@@ -52387,7 +52564,7 @@
           <w:color w:val="1b1b1c"/>
           <w:sz w:val="21"/>
           <w:szCs w:val="21"/>
-          <w:rtl w:val="0"/>
+          <w:rtl w:val="1"/>
         </w:rPr>
         <w:t xml:space="preserve">".[3]</w:t>
       </w:r>
@@ -52395,6 +52572,7 @@
     <w:p>
       <w:pPr>
         <w:shd w:fill="ffffff" w:val="clear"/>
+        <w:bidi w:val="1"/>
         <w:rPr>
           <w:color w:val="1b1b1c"/>
           <w:sz w:val="21"/>
@@ -53297,7 +53475,7 @@
           <w:color w:val="1b1b1c"/>
           <w:sz w:val="21"/>
           <w:szCs w:val="21"/>
-          <w:rtl w:val="0"/>
+          <w:rtl w:val="1"/>
         </w:rPr>
         <w:t xml:space="preserve">.[3]</w:t>
       </w:r>
@@ -53305,6 +53483,7 @@
     <w:p>
       <w:pPr>
         <w:shd w:fill="ffffff" w:val="clear"/>
+        <w:bidi w:val="1"/>
         <w:rPr>
           <w:color w:val="1b1b1c"/>
           <w:sz w:val="21"/>
@@ -54369,7 +54548,7 @@
           <w:color w:val="1b1b1c"/>
           <w:sz w:val="21"/>
           <w:szCs w:val="21"/>
-          <w:rtl w:val="0"/>
+          <w:rtl w:val="1"/>
         </w:rPr>
         <w:t xml:space="preserve">.[10, 19]</w:t>
       </w:r>
@@ -54377,6 +54556,7 @@
     <w:p>
       <w:pPr>
         <w:shd w:fill="ffffff" w:val="clear"/>
+        <w:bidi w:val="1"/>
         <w:rPr>
           <w:color w:val="1b1b1c"/>
           <w:sz w:val="21"/>
@@ -55729,7 +55909,7 @@
           <w:color w:val="1b1b1c"/>
           <w:sz w:val="21"/>
           <w:szCs w:val="21"/>
-          <w:rtl w:val="0"/>
+          <w:rtl w:val="1"/>
         </w:rPr>
         <w:t xml:space="preserve">.[5, 8]</w:t>
       </w:r>
@@ -55737,6 +55917,7 @@
     <w:p>
       <w:pPr>
         <w:shd w:fill="ffffff" w:val="clear"/>
+        <w:bidi w:val="1"/>
         <w:rPr>
           <w:b w:val="1"/>
           <w:bCs w:val="1"/>
@@ -55870,6 +56051,7 @@
     <w:p>
       <w:pPr>
         <w:shd w:fill="ffffff" w:val="clear"/>
+        <w:bidi w:val="1"/>
         <w:rPr>
           <w:color w:val="1b1b1c"/>
           <w:sz w:val="21"/>
@@ -56358,7 +56540,7 @@
           <w:color w:val="1b1b1c"/>
           <w:sz w:val="21"/>
           <w:szCs w:val="21"/>
-          <w:rtl w:val="0"/>
+          <w:rtl w:val="1"/>
         </w:rPr>
         <w:t xml:space="preserve">":</w:t>
       </w:r>
@@ -56366,6 +56548,7 @@
     <w:tbl>
       <w:tblPr>
         <w:tblStyle w:val="Table3"/>
+        <w:bidiVisual w:val="1"/>
         <w:tblW w:w="12835.0" w:type="dxa"/>
         <w:jc w:val="left"/>
         <w:tblBorders>
@@ -56419,6 +56602,7 @@
           </w:tcPr>
           <w:p>
             <w:pPr>
+              <w:bidi w:val="1"/>
               <w:jc w:val="center"/>
               <w:rPr>
                 <w:b w:val="1"/>
@@ -56481,6 +56665,7 @@
           </w:tcPr>
           <w:p>
             <w:pPr>
+              <w:bidi w:val="1"/>
               <w:jc w:val="center"/>
               <w:rPr>
                 <w:b w:val="1"/>
@@ -56596,7 +56781,7 @@
                 <w:color w:val="1b1b1c"/>
                 <w:sz w:val="21"/>
                 <w:szCs w:val="21"/>
-                <w:rtl w:val="0"/>
+                <w:rtl w:val="1"/>
               </w:rPr>
               <w:t xml:space="preserve">)</w:t>
             </w:r>
@@ -56620,6 +56805,7 @@
           </w:tcPr>
           <w:p>
             <w:pPr>
+              <w:bidi w:val="1"/>
               <w:jc w:val="center"/>
               <w:rPr>
                 <w:b w:val="1"/>
@@ -56713,7 +56899,7 @@
                 <w:color w:val="1b1b1c"/>
                 <w:sz w:val="21"/>
                 <w:szCs w:val="21"/>
-                <w:rtl w:val="0"/>
+                <w:rtl w:val="1"/>
               </w:rPr>
               <w:t xml:space="preserve">)</w:t>
             </w:r>
@@ -56737,6 +56923,7 @@
           </w:tcPr>
           <w:p>
             <w:pPr>
+              <w:bidi w:val="1"/>
               <w:jc w:val="center"/>
               <w:rPr>
                 <w:b w:val="1"/>
@@ -56843,6 +57030,7 @@
           </w:tcPr>
           <w:p>
             <w:pPr>
+              <w:bidi w:val="1"/>
               <w:jc w:val="center"/>
               <w:rPr>
                 <w:b w:val="1"/>
@@ -56890,6 +57078,7 @@
           </w:tcPr>
           <w:p>
             <w:pPr>
+              <w:bidi w:val="1"/>
               <w:rPr>
                 <w:b w:val="1"/>
                 <w:bCs w:val="1"/>
@@ -56951,6 +57140,7 @@
           </w:tcPr>
           <w:p>
             <w:pPr>
+              <w:bidi w:val="1"/>
               <w:rPr>
                 <w:color w:val="1b1b1c"/>
                 <w:sz w:val="21"/>
@@ -57151,7 +57341,7 @@
                 <w:color w:val="1b1b1c"/>
                 <w:sz w:val="21"/>
                 <w:szCs w:val="21"/>
-                <w:rtl w:val="0"/>
+                <w:rtl w:val="1"/>
               </w:rPr>
               <w:t xml:space="preserve">.[13]</w:t>
             </w:r>
@@ -57175,6 +57365,7 @@
           </w:tcPr>
           <w:p>
             <w:pPr>
+              <w:bidi w:val="1"/>
               <w:rPr>
                 <w:color w:val="1b1b1c"/>
                 <w:sz w:val="21"/>
@@ -57393,7 +57584,7 @@
                 <w:color w:val="1b1b1c"/>
                 <w:sz w:val="21"/>
                 <w:szCs w:val="21"/>
-                <w:rtl w:val="0"/>
+                <w:rtl w:val="1"/>
               </w:rPr>
               <w:t xml:space="preserve">.[13]</w:t>
             </w:r>
@@ -57417,6 +57608,7 @@
           </w:tcPr>
           <w:p>
             <w:pPr>
+              <w:bidi w:val="1"/>
               <w:rPr>
                 <w:color w:val="1b1b1c"/>
                 <w:sz w:val="21"/>
@@ -57433,7 +57625,7 @@
                 <w:color w:val="1b1b1c"/>
                 <w:sz w:val="21"/>
                 <w:szCs w:val="21"/>
-                <w:rtl w:val="0"/>
+                <w:rtl w:val="1"/>
               </w:rPr>
               <w:t xml:space="preserve">"</w:t>
             </w:r>
@@ -57631,7 +57823,7 @@
                 <w:color w:val="1b1b1c"/>
                 <w:sz w:val="21"/>
                 <w:szCs w:val="21"/>
-                <w:rtl w:val="0"/>
+                <w:rtl w:val="1"/>
               </w:rPr>
               <w:t xml:space="preserve">.[13]</w:t>
             </w:r>
@@ -57655,6 +57847,7 @@
           </w:tcPr>
           <w:p>
             <w:pPr>
+              <w:bidi w:val="1"/>
               <w:rPr>
                 <w:color w:val="1b1b1c"/>
                 <w:sz w:val="21"/>
@@ -57697,6 +57890,7 @@
           </w:tcPr>
           <w:p>
             <w:pPr>
+              <w:bidi w:val="1"/>
               <w:rPr>
                 <w:b w:val="1"/>
                 <w:bCs w:val="1"/>
@@ -57767,7 +57961,7 @@
                 <w:color w:val="1b1b1c"/>
                 <w:sz w:val="21"/>
                 <w:szCs w:val="21"/>
-                <w:rtl w:val="0"/>
+                <w:rtl w:val="1"/>
               </w:rPr>
               <w:t xml:space="preserve">)</w:t>
             </w:r>
@@ -57791,6 +57985,7 @@
           </w:tcPr>
           <w:p>
             <w:pPr>
+              <w:bidi w:val="1"/>
               <w:rPr>
                 <w:color w:val="1b1b1c"/>
                 <w:sz w:val="21"/>
@@ -58063,7 +58258,7 @@
                 <w:color w:val="1b1b1c"/>
                 <w:sz w:val="21"/>
                 <w:szCs w:val="21"/>
-                <w:rtl w:val="0"/>
+                <w:rtl w:val="1"/>
               </w:rPr>
               <w:t xml:space="preserve">.[16]</w:t>
             </w:r>
@@ -58087,6 +58282,7 @@
           </w:tcPr>
           <w:p>
             <w:pPr>
+              <w:bidi w:val="1"/>
               <w:rPr>
                 <w:color w:val="1b1b1c"/>
                 <w:sz w:val="21"/>
@@ -58287,7 +58483,7 @@
                 <w:color w:val="1b1b1c"/>
                 <w:sz w:val="21"/>
                 <w:szCs w:val="21"/>
-                <w:rtl w:val="0"/>
+                <w:rtl w:val="1"/>
               </w:rPr>
               <w:t xml:space="preserve">.[16, 17]</w:t>
             </w:r>
@@ -58311,6 +58507,7 @@
           </w:tcPr>
           <w:p>
             <w:pPr>
+              <w:bidi w:val="1"/>
               <w:rPr>
                 <w:color w:val="1b1b1c"/>
                 <w:sz w:val="21"/>
@@ -58327,7 +58524,7 @@
                 <w:color w:val="1b1b1c"/>
                 <w:sz w:val="21"/>
                 <w:szCs w:val="21"/>
-                <w:rtl w:val="0"/>
+                <w:rtl w:val="1"/>
               </w:rPr>
               <w:t xml:space="preserve">"</w:t>
             </w:r>
@@ -58561,7 +58758,7 @@
                 <w:color w:val="1b1b1c"/>
                 <w:sz w:val="21"/>
                 <w:szCs w:val="21"/>
-                <w:rtl w:val="0"/>
+                <w:rtl w:val="1"/>
               </w:rPr>
               <w:t xml:space="preserve">.[16, 17]</w:t>
             </w:r>
@@ -58585,6 +58782,7 @@
           </w:tcPr>
           <w:p>
             <w:pPr>
+              <w:bidi w:val="1"/>
               <w:rPr>
                 <w:color w:val="1b1b1c"/>
                 <w:sz w:val="21"/>
@@ -58627,6 +58825,7 @@
           </w:tcPr>
           <w:p>
             <w:pPr>
+              <w:bidi w:val="1"/>
               <w:rPr>
                 <w:b w:val="1"/>
                 <w:bCs w:val="1"/>
@@ -58688,6 +58887,7 @@
           </w:tcPr>
           <w:p>
             <w:pPr>
+              <w:bidi w:val="1"/>
               <w:rPr>
                 <w:color w:val="1b1b1c"/>
                 <w:sz w:val="21"/>
@@ -58888,7 +59088,7 @@
                 <w:color w:val="1b1b1c"/>
                 <w:sz w:val="21"/>
                 <w:szCs w:val="21"/>
-                <w:rtl w:val="0"/>
+                <w:rtl w:val="1"/>
               </w:rPr>
               <w:t xml:space="preserve">.[15]</w:t>
             </w:r>
@@ -58912,6 +59112,7 @@
           </w:tcPr>
           <w:p>
             <w:pPr>
+              <w:bidi w:val="1"/>
               <w:rPr>
                 <w:color w:val="1b1b1c"/>
                 <w:sz w:val="21"/>
@@ -59166,7 +59367,7 @@
                 <w:color w:val="1b1b1c"/>
                 <w:sz w:val="21"/>
                 <w:szCs w:val="21"/>
-                <w:rtl w:val="0"/>
+                <w:rtl w:val="1"/>
               </w:rPr>
               <w:t xml:space="preserve">.[15]</w:t>
             </w:r>
@@ -59190,6 +59391,7 @@
           </w:tcPr>
           <w:p>
             <w:pPr>
+              <w:bidi w:val="1"/>
               <w:rPr>
                 <w:color w:val="1b1b1c"/>
                 <w:sz w:val="21"/>
@@ -59206,7 +59408,7 @@
                 <w:color w:val="1b1b1c"/>
                 <w:sz w:val="21"/>
                 <w:szCs w:val="21"/>
-                <w:rtl w:val="0"/>
+                <w:rtl w:val="1"/>
               </w:rPr>
               <w:t xml:space="preserve">"</w:t>
             </w:r>
@@ -59476,7 +59678,7 @@
                 <w:color w:val="1b1b1c"/>
                 <w:sz w:val="21"/>
                 <w:szCs w:val="21"/>
-                <w:rtl w:val="0"/>
+                <w:rtl w:val="1"/>
               </w:rPr>
               <w:t xml:space="preserve">.[15]</w:t>
             </w:r>
@@ -59500,6 +59702,7 @@
           </w:tcPr>
           <w:p>
             <w:pPr>
+              <w:bidi w:val="1"/>
               <w:rPr>
                 <w:color w:val="1b1b1c"/>
                 <w:sz w:val="21"/>
@@ -59542,6 +59745,7 @@
           </w:tcPr>
           <w:p>
             <w:pPr>
+              <w:bidi w:val="1"/>
               <w:rPr>
                 <w:b w:val="1"/>
                 <w:bCs w:val="1"/>
@@ -59603,6 +59807,7 @@
           </w:tcPr>
           <w:p>
             <w:pPr>
+              <w:bidi w:val="1"/>
               <w:rPr>
                 <w:color w:val="1b1b1c"/>
                 <w:sz w:val="21"/>
@@ -59821,7 +60026,7 @@
                 <w:color w:val="1b1b1c"/>
                 <w:sz w:val="21"/>
                 <w:szCs w:val="21"/>
-                <w:rtl w:val="0"/>
+                <w:rtl w:val="1"/>
               </w:rPr>
               <w:t xml:space="preserve">.[15]</w:t>
             </w:r>
@@ -59845,6 +60050,7 @@
           </w:tcPr>
           <w:p>
             <w:pPr>
+              <w:bidi w:val="1"/>
               <w:rPr>
                 <w:color w:val="1b1b1c"/>
                 <w:sz w:val="21"/>
@@ -60009,7 +60215,7 @@
                 <w:color w:val="1b1b1c"/>
                 <w:sz w:val="21"/>
                 <w:szCs w:val="21"/>
-                <w:rtl w:val="0"/>
+                <w:rtl w:val="1"/>
               </w:rPr>
               <w:t xml:space="preserve">).[15]</w:t>
             </w:r>
@@ -60033,6 +60239,7 @@
           </w:tcPr>
           <w:p>
             <w:pPr>
+              <w:bidi w:val="1"/>
               <w:rPr>
                 <w:color w:val="1b1b1c"/>
                 <w:sz w:val="21"/>
@@ -60197,7 +60404,7 @@
                 <w:color w:val="1b1b1c"/>
                 <w:sz w:val="21"/>
                 <w:szCs w:val="21"/>
-                <w:rtl w:val="0"/>
+                <w:rtl w:val="1"/>
               </w:rPr>
               <w:t xml:space="preserve">).[15]</w:t>
             </w:r>
@@ -60221,6 +60428,7 @@
           </w:tcPr>
           <w:p>
             <w:pPr>
+              <w:bidi w:val="1"/>
               <w:rPr>
                 <w:color w:val="1b1b1c"/>
                 <w:sz w:val="21"/>
@@ -60263,6 +60471,7 @@
           </w:tcPr>
           <w:p>
             <w:pPr>
+              <w:bidi w:val="1"/>
               <w:rPr>
                 <w:b w:val="1"/>
                 <w:bCs w:val="1"/>
@@ -60324,6 +60533,7 @@
           </w:tcPr>
           <w:p>
             <w:pPr>
+              <w:bidi w:val="1"/>
               <w:rPr>
                 <w:color w:val="1b1b1c"/>
                 <w:sz w:val="21"/>
@@ -60434,7 +60644,7 @@
                 <w:color w:val="1b1b1c"/>
                 <w:sz w:val="21"/>
                 <w:szCs w:val="21"/>
-                <w:rtl w:val="0"/>
+                <w:rtl w:val="1"/>
               </w:rPr>
               <w:t xml:space="preserve">.[15]</w:t>
             </w:r>
@@ -60458,6 +60668,7 @@
           </w:tcPr>
           <w:p>
             <w:pPr>
+              <w:bidi w:val="1"/>
               <w:rPr>
                 <w:color w:val="1b1b1c"/>
                 <w:sz w:val="21"/>
@@ -60622,7 +60833,7 @@
                 <w:color w:val="1b1b1c"/>
                 <w:sz w:val="21"/>
                 <w:szCs w:val="21"/>
-                <w:rtl w:val="0"/>
+                <w:rtl w:val="1"/>
               </w:rPr>
               <w:t xml:space="preserve">.[15]</w:t>
             </w:r>
@@ -60646,6 +60857,7 @@
           </w:tcPr>
           <w:p>
             <w:pPr>
+              <w:bidi w:val="1"/>
               <w:rPr>
                 <w:color w:val="1b1b1c"/>
                 <w:sz w:val="21"/>
@@ -60662,7 +60874,7 @@
                 <w:color w:val="1b1b1c"/>
                 <w:sz w:val="21"/>
                 <w:szCs w:val="21"/>
-                <w:rtl w:val="0"/>
+                <w:rtl w:val="1"/>
               </w:rPr>
               <w:t xml:space="preserve">"</w:t>
             </w:r>
@@ -60824,7 +61036,7 @@
                 <w:color w:val="1b1b1c"/>
                 <w:sz w:val="21"/>
                 <w:szCs w:val="21"/>
-                <w:rtl w:val="0"/>
+                <w:rtl w:val="1"/>
               </w:rPr>
               <w:t xml:space="preserve">".[15]</w:t>
             </w:r>
@@ -60848,6 +61060,7 @@
           </w:tcPr>
           <w:p>
             <w:pPr>
+              <w:bidi w:val="1"/>
               <w:rPr>
                 <w:color w:val="1b1b1c"/>
                 <w:sz w:val="21"/>
@@ -60890,6 +61103,7 @@
           </w:tcPr>
           <w:p>
             <w:pPr>
+              <w:bidi w:val="1"/>
               <w:rPr>
                 <w:b w:val="1"/>
                 <w:bCs w:val="1"/>
@@ -60951,6 +61165,7 @@
           </w:tcPr>
           <w:p>
             <w:pPr>
+              <w:bidi w:val="1"/>
               <w:rPr>
                 <w:color w:val="1b1b1c"/>
                 <w:sz w:val="21"/>
@@ -61097,7 +61312,7 @@
                 <w:color w:val="1b1b1c"/>
                 <w:sz w:val="21"/>
                 <w:szCs w:val="21"/>
-                <w:rtl w:val="0"/>
+                <w:rtl w:val="1"/>
               </w:rPr>
               <w:t xml:space="preserve">.[15]</w:t>
             </w:r>
@@ -61121,6 +61336,7 @@
           </w:tcPr>
           <w:p>
             <w:pPr>
+              <w:bidi w:val="1"/>
               <w:rPr>
                 <w:color w:val="1b1b1c"/>
                 <w:sz w:val="21"/>
@@ -61267,7 +61483,7 @@
                 <w:color w:val="1b1b1c"/>
                 <w:sz w:val="21"/>
                 <w:szCs w:val="21"/>
-                <w:rtl w:val="0"/>
+                <w:rtl w:val="1"/>
               </w:rPr>
               <w:t xml:space="preserve">.[15]</w:t>
             </w:r>
@@ -61291,6 +61507,7 @@
           </w:tcPr>
           <w:p>
             <w:pPr>
+              <w:bidi w:val="1"/>
               <w:rPr>
                 <w:color w:val="1b1b1c"/>
                 <w:sz w:val="21"/>
@@ -61307,7 +61524,7 @@
                 <w:color w:val="1b1b1c"/>
                 <w:sz w:val="21"/>
                 <w:szCs w:val="21"/>
-                <w:rtl w:val="0"/>
+                <w:rtl w:val="1"/>
               </w:rPr>
               <w:t xml:space="preserve">"</w:t>
             </w:r>
@@ -61505,7 +61722,7 @@
                 <w:color w:val="1b1b1c"/>
                 <w:sz w:val="21"/>
                 <w:szCs w:val="21"/>
-                <w:rtl w:val="0"/>
+                <w:rtl w:val="1"/>
               </w:rPr>
               <w:t xml:space="preserve">).[15]</w:t>
             </w:r>
@@ -61529,6 +61746,7 @@
           </w:tcPr>
           <w:p>
             <w:pPr>
+              <w:bidi w:val="1"/>
               <w:rPr>
                 <w:color w:val="1b1b1c"/>
                 <w:sz w:val="21"/>
@@ -61571,6 +61789,7 @@
           </w:tcPr>
           <w:p>
             <w:pPr>
+              <w:bidi w:val="1"/>
               <w:rPr>
                 <w:b w:val="1"/>
                 <w:bCs w:val="1"/>
@@ -61632,6 +61851,7 @@
           </w:tcPr>
           <w:p>
             <w:pPr>
+              <w:bidi w:val="1"/>
               <w:rPr>
                 <w:color w:val="1b1b1c"/>
                 <w:sz w:val="21"/>
@@ -61742,7 +61962,7 @@
                 <w:color w:val="1b1b1c"/>
                 <w:sz w:val="21"/>
                 <w:szCs w:val="21"/>
-                <w:rtl w:val="0"/>
+                <w:rtl w:val="1"/>
               </w:rPr>
               <w:t xml:space="preserve">.[16, 17]</w:t>
             </w:r>
@@ -61766,6 +61986,7 @@
           </w:tcPr>
           <w:p>
             <w:pPr>
+              <w:bidi w:val="1"/>
               <w:rPr>
                 <w:color w:val="1b1b1c"/>
                 <w:sz w:val="21"/>
@@ -61966,7 +62187,7 @@
                 <w:color w:val="1b1b1c"/>
                 <w:sz w:val="21"/>
                 <w:szCs w:val="21"/>
-                <w:rtl w:val="0"/>
+                <w:rtl w:val="1"/>
               </w:rPr>
               <w:t xml:space="preserve">.[3, 19]</w:t>
             </w:r>
@@ -61990,6 +62211,7 @@
           </w:tcPr>
           <w:p>
             <w:pPr>
+              <w:bidi w:val="1"/>
               <w:rPr>
                 <w:color w:val="1b1b1c"/>
                 <w:sz w:val="21"/>
@@ -62006,7 +62228,7 @@
                 <w:color w:val="1b1b1c"/>
                 <w:sz w:val="21"/>
                 <w:szCs w:val="21"/>
-                <w:rtl w:val="0"/>
+                <w:rtl w:val="1"/>
               </w:rPr>
               <w:t xml:space="preserve">"</w:t>
             </w:r>
@@ -62222,7 +62444,7 @@
                 <w:color w:val="1b1b1c"/>
                 <w:sz w:val="21"/>
                 <w:szCs w:val="21"/>
-                <w:rtl w:val="0"/>
+                <w:rtl w:val="1"/>
               </w:rPr>
               <w:t xml:space="preserve">.[3]</w:t>
             </w:r>
@@ -62246,6 +62468,7 @@
           </w:tcPr>
           <w:p>
             <w:pPr>
+              <w:bidi w:val="1"/>
               <w:rPr>
                 <w:color w:val="1b1b1c"/>
                 <w:sz w:val="21"/>
@@ -62268,6 +62491,7 @@
     <w:p>
       <w:pPr>
         <w:shd w:fill="ffffff" w:val="clear"/>
+        <w:bidi w:val="1"/>
         <w:rPr>
           <w:b w:val="1"/>
           <w:bCs w:val="1"/>
@@ -62313,6 +62537,7 @@
     <w:p>
       <w:pPr>
         <w:shd w:fill="ffffff" w:val="clear"/>
+        <w:bidi w:val="1"/>
         <w:rPr>
           <w:color w:val="1b1b1c"/>
           <w:sz w:val="21"/>
@@ -63251,7 +63476,7 @@
           <w:color w:val="1b1b1c"/>
           <w:sz w:val="21"/>
           <w:szCs w:val="21"/>
-          <w:rtl w:val="0"/>
+          <w:rtl w:val="1"/>
         </w:rPr>
         <w:t xml:space="preserve">.[3, 13]</w:t>
       </w:r>
@@ -63259,6 +63484,7 @@
     <w:p>
       <w:pPr>
         <w:shd w:fill="ffffff" w:val="clear"/>
+        <w:bidi w:val="1"/>
         <w:rPr>
           <w:color w:val="1b1b1c"/>
           <w:sz w:val="21"/>
@@ -64485,7 +64711,7 @@
           <w:color w:val="1b1b1c"/>
           <w:sz w:val="21"/>
           <w:szCs w:val="21"/>
-          <w:rtl w:val="0"/>
+          <w:rtl w:val="1"/>
         </w:rPr>
         <w:t xml:space="preserve">.[16]</w:t>
       </w:r>
@@ -64493,6 +64719,7 @@
     <w:p>
       <w:pPr>
         <w:shd w:fill="ffffff" w:val="clear"/>
+        <w:bidi w:val="1"/>
         <w:rPr>
           <w:color w:val="1b1b1c"/>
           <w:sz w:val="21"/>
@@ -65863,7 +66090,7 @@
           <w:color w:val="1b1b1c"/>
           <w:sz w:val="21"/>
           <w:szCs w:val="21"/>
-          <w:rtl w:val="0"/>
+          <w:rtl w:val="1"/>
         </w:rPr>
         <w:t xml:space="preserve">.[1, 3]</w:t>
       </w:r>
@@ -65871,6 +66098,7 @@
     <w:p>
       <w:pPr>
         <w:shd w:fill="ffffff" w:val="clear"/>
+        <w:bidi w:val="1"/>
         <w:rPr>
           <w:color w:val="1b1b1c"/>
           <w:sz w:val="21"/>
@@ -65893,6 +66121,7 @@
           <w:ilvl w:val="0"/>
           <w:numId w:val="2"/>
         </w:numPr>
+        <w:bidi w:val="1"/>
         <w:spacing w:after="0" w:afterAutospacing="0" w:lineRule="auto"/>
         <w:ind w:left="720" w:hanging="360"/>
       </w:pPr>
@@ -65964,7 +66193,7 @@
           <w:color w:val="1b1b1c"/>
           <w:sz w:val="21"/>
           <w:szCs w:val="21"/>
-          <w:rtl w:val="0"/>
+          <w:rtl w:val="1"/>
         </w:rPr>
         <w:t xml:space="preserve">, </w:t>
       </w:r>
@@ -65992,6 +66221,7 @@
           <w:ilvl w:val="0"/>
           <w:numId w:val="2"/>
         </w:numPr>
+        <w:bidi w:val="1"/>
         <w:spacing w:after="0" w:afterAutospacing="0" w:lineRule="auto"/>
         <w:ind w:left="720" w:hanging="360"/>
       </w:pPr>
@@ -66081,7 +66311,7 @@
           <w:color w:val="1b1b1c"/>
           <w:sz w:val="21"/>
           <w:szCs w:val="21"/>
-          <w:rtl w:val="0"/>
+          <w:rtl w:val="1"/>
         </w:rPr>
         <w:t xml:space="preserve">, </w:t>
       </w:r>
@@ -66109,6 +66339,7 @@
           <w:ilvl w:val="0"/>
           <w:numId w:val="2"/>
         </w:numPr>
+        <w:bidi w:val="1"/>
         <w:spacing w:after="0" w:afterAutospacing="0" w:lineRule="auto"/>
         <w:ind w:left="720" w:hanging="360"/>
       </w:pPr>
@@ -66216,7 +66447,7 @@
           <w:color w:val="1b1b1c"/>
           <w:sz w:val="21"/>
           <w:szCs w:val="21"/>
-          <w:rtl w:val="0"/>
+          <w:rtl w:val="1"/>
         </w:rPr>
         <w:t xml:space="preserve">, </w:t>
       </w:r>
@@ -66244,6 +66475,7 @@
           <w:ilvl w:val="0"/>
           <w:numId w:val="2"/>
         </w:numPr>
+        <w:bidi w:val="1"/>
         <w:spacing w:after="0" w:afterAutospacing="0" w:lineRule="auto"/>
         <w:ind w:left="720" w:hanging="360"/>
       </w:pPr>
@@ -66351,7 +66583,7 @@
           <w:color w:val="1b1b1c"/>
           <w:sz w:val="21"/>
           <w:szCs w:val="21"/>
-          <w:rtl w:val="0"/>
+          <w:rtl w:val="1"/>
         </w:rPr>
         <w:t xml:space="preserve">, </w:t>
       </w:r>
@@ -66379,6 +66611,7 @@
           <w:ilvl w:val="0"/>
           <w:numId w:val="2"/>
         </w:numPr>
+        <w:bidi w:val="1"/>
         <w:spacing w:after="0" w:afterAutospacing="0" w:lineRule="auto"/>
         <w:ind w:left="720" w:hanging="360"/>
       </w:pPr>
@@ -66756,7 +66989,7 @@
           <w:color w:val="1b1b1c"/>
           <w:sz w:val="21"/>
           <w:szCs w:val="21"/>
-          <w:rtl w:val="0"/>
+          <w:rtl w:val="1"/>
         </w:rPr>
         <w:t xml:space="preserve"> | </w:t>
       </w:r>
@@ -66802,6 +67035,7 @@
           <w:ilvl w:val="0"/>
           <w:numId w:val="2"/>
         </w:numPr>
+        <w:bidi w:val="1"/>
         <w:spacing w:after="0" w:afterAutospacing="0" w:lineRule="auto"/>
         <w:ind w:left="720" w:hanging="360"/>
       </w:pPr>
@@ -66855,7 +67089,7 @@
           <w:color w:val="1b1b1c"/>
           <w:sz w:val="21"/>
           <w:szCs w:val="21"/>
-          <w:rtl w:val="0"/>
+          <w:rtl w:val="1"/>
         </w:rPr>
         <w:t xml:space="preserve">, </w:t>
       </w:r>
@@ -66883,6 +67117,7 @@
           <w:ilvl w:val="0"/>
           <w:numId w:val="2"/>
         </w:numPr>
+        <w:bidi w:val="1"/>
         <w:spacing w:after="0" w:afterAutospacing="0" w:lineRule="auto"/>
         <w:ind w:left="720" w:hanging="360"/>
       </w:pPr>
@@ -66936,7 +67171,7 @@
           <w:color w:val="1b1b1c"/>
           <w:sz w:val="21"/>
           <w:szCs w:val="21"/>
-          <w:rtl w:val="0"/>
+          <w:rtl w:val="1"/>
         </w:rPr>
         <w:t xml:space="preserve">, </w:t>
       </w:r>
@@ -66964,6 +67199,7 @@
           <w:ilvl w:val="0"/>
           <w:numId w:val="2"/>
         </w:numPr>
+        <w:bidi w:val="1"/>
         <w:spacing w:after="0" w:afterAutospacing="0" w:lineRule="auto"/>
         <w:ind w:left="720" w:hanging="360"/>
       </w:pPr>
@@ -67089,7 +67325,7 @@
           <w:color w:val="1b1b1c"/>
           <w:sz w:val="21"/>
           <w:szCs w:val="21"/>
-          <w:rtl w:val="0"/>
+          <w:rtl w:val="1"/>
         </w:rPr>
         <w:t xml:space="preserve">, </w:t>
       </w:r>
@@ -67117,6 +67353,7 @@
           <w:ilvl w:val="0"/>
           <w:numId w:val="2"/>
         </w:numPr>
+        <w:bidi w:val="1"/>
         <w:spacing w:after="0" w:afterAutospacing="0" w:lineRule="auto"/>
         <w:ind w:left="720" w:hanging="360"/>
       </w:pPr>
@@ -67152,9 +67389,18 @@
           <w:color w:val="1b1b1c"/>
           <w:sz w:val="21"/>
           <w:szCs w:val="21"/>
+          <w:rtl w:val="1"/>
+        </w:rPr>
+        <w:t xml:space="preserve"> | </w:t>
+      </w:r>
+      <w:r>
+        <w:rPr>
+          <w:color w:val="1b1b1c"/>
+          <w:sz w:val="21"/>
+          <w:szCs w:val="21"/>
           <w:rtl w:val="0"/>
         </w:rPr>
-        <w:t xml:space="preserve"> | </w:t>
+        <w:t xml:space="preserve">Sefaria</w:t>
       </w:r>
       <w:r>
         <w:rPr>
@@ -67163,7 +67409,7 @@
           <w:szCs w:val="21"/>
           <w:rtl w:val="0"/>
         </w:rPr>
-        <w:t xml:space="preserve">Sefaria</w:t>
+        <w:t xml:space="preserve"> </w:t>
       </w:r>
       <w:r>
         <w:rPr>
@@ -67172,15 +67418,6 @@
           <w:szCs w:val="21"/>
           <w:rtl w:val="0"/>
         </w:rPr>
-        <w:t xml:space="preserve"> </w:t>
-      </w:r>
-      <w:r>
-        <w:rPr>
-          <w:color w:val="1b1b1c"/>
-          <w:sz w:val="21"/>
-          <w:szCs w:val="21"/>
-          <w:rtl w:val="0"/>
-        </w:rPr>
         <w:t xml:space="preserve">Library</w:t>
       </w:r>
       <w:r>
@@ -67188,7 +67425,7 @@
           <w:color w:val="1b1b1c"/>
           <w:sz w:val="21"/>
           <w:szCs w:val="21"/>
-          <w:rtl w:val="0"/>
+          <w:rtl w:val="1"/>
         </w:rPr>
         <w:t xml:space="preserve"> - </w:t>
       </w:r>
@@ -67206,7 +67443,7 @@
           <w:color w:val="1b1b1c"/>
           <w:sz w:val="21"/>
           <w:szCs w:val="21"/>
-          <w:rtl w:val="0"/>
+          <w:rtl w:val="1"/>
         </w:rPr>
         <w:t xml:space="preserve">, </w:t>
       </w:r>
@@ -67234,6 +67471,7 @@
           <w:ilvl w:val="0"/>
           <w:numId w:val="2"/>
         </w:numPr>
+        <w:bidi w:val="1"/>
         <w:spacing w:after="0" w:afterAutospacing="0" w:lineRule="auto"/>
         <w:ind w:left="720" w:hanging="360"/>
       </w:pPr>
@@ -67341,7 +67579,7 @@
           <w:color w:val="1b1b1c"/>
           <w:sz w:val="21"/>
           <w:szCs w:val="21"/>
-          <w:rtl w:val="0"/>
+          <w:rtl w:val="1"/>
         </w:rPr>
         <w:t xml:space="preserve">, </w:t>
       </w:r>
@@ -67369,6 +67607,7 @@
           <w:ilvl w:val="0"/>
           <w:numId w:val="2"/>
         </w:numPr>
+        <w:bidi w:val="1"/>
         <w:spacing w:after="0" w:afterAutospacing="0" w:lineRule="auto"/>
         <w:ind w:left="720" w:hanging="360"/>
       </w:pPr>
@@ -67476,7 +67715,7 @@
           <w:color w:val="1b1b1c"/>
           <w:sz w:val="21"/>
           <w:szCs w:val="21"/>
-          <w:rtl w:val="0"/>
+          <w:rtl w:val="1"/>
         </w:rPr>
         <w:t xml:space="preserve">, </w:t>
       </w:r>
@@ -67504,6 +67743,7 @@
           <w:ilvl w:val="0"/>
           <w:numId w:val="2"/>
         </w:numPr>
+        <w:bidi w:val="1"/>
         <w:spacing w:after="0" w:afterAutospacing="0" w:lineRule="auto"/>
         <w:ind w:left="720" w:hanging="360"/>
       </w:pPr>
@@ -67647,7 +67887,7 @@
           <w:color w:val="1b1b1c"/>
           <w:sz w:val="21"/>
           <w:szCs w:val="21"/>
-          <w:rtl w:val="0"/>
+          <w:rtl w:val="1"/>
         </w:rPr>
         <w:t xml:space="preserve">, </w:t>
       </w:r>
@@ -67675,6 +67915,7 @@
           <w:ilvl w:val="0"/>
           <w:numId w:val="2"/>
         </w:numPr>
+        <w:bidi w:val="1"/>
         <w:spacing w:after="0" w:afterAutospacing="0" w:lineRule="auto"/>
         <w:ind w:left="720" w:hanging="360"/>
       </w:pPr>
@@ -67746,7 +67987,7 @@
           <w:color w:val="1b1b1c"/>
           <w:sz w:val="21"/>
           <w:szCs w:val="21"/>
-          <w:rtl w:val="0"/>
+          <w:rtl w:val="1"/>
         </w:rPr>
         <w:t xml:space="preserve">, </w:t>
       </w:r>
@@ -67774,6 +68015,7 @@
           <w:ilvl w:val="0"/>
           <w:numId w:val="2"/>
         </w:numPr>
+        <w:bidi w:val="1"/>
         <w:spacing w:after="0" w:afterAutospacing="0" w:lineRule="auto"/>
         <w:ind w:left="720" w:hanging="360"/>
       </w:pPr>
@@ -67899,7 +68141,7 @@
           <w:color w:val="1b1b1c"/>
           <w:sz w:val="21"/>
           <w:szCs w:val="21"/>
-          <w:rtl w:val="0"/>
+          <w:rtl w:val="1"/>
         </w:rPr>
         <w:t xml:space="preserve">, </w:t>
       </w:r>
@@ -67927,6 +68169,7 @@
           <w:ilvl w:val="0"/>
           <w:numId w:val="2"/>
         </w:numPr>
+        <w:bidi w:val="1"/>
         <w:spacing w:after="0" w:afterAutospacing="0" w:lineRule="auto"/>
         <w:ind w:left="720" w:hanging="360"/>
       </w:pPr>
@@ -68088,7 +68331,7 @@
           <w:color w:val="1b1b1c"/>
           <w:sz w:val="21"/>
           <w:szCs w:val="21"/>
-          <w:rtl w:val="0"/>
+          <w:rtl w:val="1"/>
         </w:rPr>
         <w:t xml:space="preserve">, </w:t>
       </w:r>
@@ -68116,6 +68359,7 @@
           <w:ilvl w:val="0"/>
           <w:numId w:val="2"/>
         </w:numPr>
+        <w:bidi w:val="1"/>
         <w:spacing w:after="0" w:afterAutospacing="0" w:lineRule="auto"/>
         <w:ind w:left="720" w:hanging="360"/>
       </w:pPr>
@@ -68241,7 +68485,7 @@
           <w:color w:val="1b1b1c"/>
           <w:sz w:val="21"/>
           <w:szCs w:val="21"/>
-          <w:rtl w:val="0"/>
+          <w:rtl w:val="1"/>
         </w:rPr>
         <w:t xml:space="preserve">, </w:t>
       </w:r>
@@ -68269,6 +68513,7 @@
           <w:ilvl w:val="0"/>
           <w:numId w:val="2"/>
         </w:numPr>
+        <w:bidi w:val="1"/>
         <w:spacing w:after="0" w:afterAutospacing="0" w:lineRule="auto"/>
         <w:ind w:left="720" w:hanging="360"/>
       </w:pPr>
@@ -68502,7 +68747,7 @@
           <w:color w:val="1b1b1c"/>
           <w:sz w:val="21"/>
           <w:szCs w:val="21"/>
-          <w:rtl w:val="0"/>
+          <w:rtl w:val="1"/>
         </w:rPr>
         <w:t xml:space="preserve">, </w:t>
       </w:r>
@@ -68530,6 +68775,7 @@
           <w:ilvl w:val="0"/>
           <w:numId w:val="2"/>
         </w:numPr>
+        <w:bidi w:val="1"/>
         <w:spacing w:after="0" w:afterAutospacing="0" w:lineRule="auto"/>
         <w:ind w:left="720" w:hanging="360"/>
       </w:pPr>
@@ -68565,7 +68811,7 @@
           <w:color w:val="1b1b1c"/>
           <w:sz w:val="21"/>
           <w:szCs w:val="21"/>
-          <w:rtl w:val="0"/>
+          <w:rtl w:val="1"/>
         </w:rPr>
         <w:t xml:space="preserve">, </w:t>
       </w:r>
@@ -68593,6 +68839,7 @@
           <w:ilvl w:val="0"/>
           <w:numId w:val="2"/>
         </w:numPr>
+        <w:bidi w:val="1"/>
         <w:spacing w:after="180" w:lineRule="auto"/>
         <w:ind w:left="720" w:hanging="360"/>
       </w:pPr>
@@ -68826,7 +69073,7 @@
           <w:color w:val="1b1b1c"/>
           <w:sz w:val="21"/>
           <w:szCs w:val="21"/>
-          <w:rtl w:val="0"/>
+          <w:rtl w:val="1"/>
         </w:rPr>
         <w:t xml:space="preserve">, </w:t>
       </w:r>
@@ -68850,6 +69097,7 @@
     </w:p>
     <w:p>
       <w:pPr>
+        <w:bidi w:val="1"/>
         <w:rPr/>
       </w:pPr>
       <w:r>
